--- a/제출서류/서식1_참가신청서_고향잇기.docx
+++ b/제출서류/서식1_참가신청서_고향잇기.docx
@@ -34,7 +34,7 @@
     </w:p>
     <w:tbl>
       <w:tblPr>
-        <w:tblW w:type="dxa" w:w="9864"/>
+        <w:tblW w:type="dxa" w:w="9978"/>
         <w:tblBorders>
           <w:top w:val="single" w:color="auto" w:sz="4"/>
           <w:left w:val="single" w:color="auto" w:sz="4"/>
@@ -46,7 +46,7 @@
       </w:tblPr>
       <w:tblGrid>
         <w:gridCol w:w="1700"/>
-        <w:gridCol w:w="8164"/>
+        <w:gridCol w:w="8278"/>
       </w:tblGrid>
       <w:tr>
         <w:tc>
@@ -86,7 +86,7 @@
         </w:tc>
         <w:tc>
           <w:tcPr>
-            <w:tcW w:type="dxa" w:w="8164"/>
+            <w:tcW w:type="dxa" w:w="8278"/>
             <w:tcBorders>
               <w:top w:val="single" w:color="888888" w:sz="4"/>
               <w:left w:val="single" w:color="888888" w:sz="4"/>
@@ -154,7 +154,7 @@
         </w:tc>
         <w:tc>
           <w:tcPr>
-            <w:tcW w:type="dxa" w:w="8164"/>
+            <w:tcW w:type="dxa" w:w="8278"/>
             <w:tcBorders>
               <w:top w:val="single" w:color="888888" w:sz="4"/>
               <w:left w:val="single" w:color="888888" w:sz="4"/>
@@ -222,7 +222,7 @@
         </w:tc>
         <w:tc>
           <w:tcPr>
-            <w:tcW w:type="dxa" w:w="8164"/>
+            <w:tcW w:type="dxa" w:w="8278"/>
             <w:tcBorders>
               <w:top w:val="single" w:color="888888" w:sz="4"/>
               <w:left w:val="single" w:color="888888" w:sz="4"/>
@@ -290,7 +290,7 @@
         </w:tc>
         <w:tc>
           <w:tcPr>
-            <w:tcW w:type="dxa" w:w="8164"/>
+            <w:tcW w:type="dxa" w:w="8278"/>
             <w:tcBorders>
               <w:top w:val="single" w:color="888888" w:sz="4"/>
               <w:left w:val="single" w:color="888888" w:sz="4"/>
@@ -351,7 +351,7 @@
     </w:p>
     <w:tbl>
       <w:tblPr>
-        <w:tblW w:type="dxa" w:w="9864"/>
+        <w:tblW w:type="dxa" w:w="9978"/>
         <w:tblBorders>
           <w:top w:val="single" w:color="auto" w:sz="4"/>
           <w:left w:val="single" w:color="auto" w:sz="4"/>
@@ -365,7 +365,7 @@
         <w:gridCol w:w="1400"/>
         <w:gridCol w:w="2800"/>
         <w:gridCol w:w="1400"/>
-        <w:gridCol w:w="4264"/>
+        <w:gridCol w:w="4378"/>
       </w:tblGrid>
       <w:tr>
         <w:tc>
@@ -467,7 +467,7 @@
         </w:tc>
         <w:tc>
           <w:tcPr>
-            <w:tcW w:type="dxa" w:w="4264"/>
+            <w:tcW w:type="dxa" w:w="4378"/>
             <w:tcBorders>
               <w:top w:val="single" w:color="888888" w:sz="4"/>
               <w:left w:val="single" w:color="888888" w:sz="4"/>
@@ -597,7 +597,7 @@
         </w:tc>
         <w:tc>
           <w:tcPr>
-            <w:tcW w:type="dxa" w:w="4264"/>
+            <w:tcW w:type="dxa" w:w="4378"/>
             <w:tcBorders>
               <w:top w:val="single" w:color="888888" w:sz="4"/>
               <w:left w:val="single" w:color="888888" w:sz="4"/>
@@ -727,7 +727,7 @@
         </w:tc>
         <w:tc>
           <w:tcPr>
-            <w:tcW w:type="dxa" w:w="4264"/>
+            <w:tcW w:type="dxa" w:w="4378"/>
             <w:tcBorders>
               <w:top w:val="single" w:color="888888" w:sz="4"/>
               <w:left w:val="single" w:color="888888" w:sz="4"/>
@@ -793,7 +793,7 @@
         </w:tc>
         <w:tc>
           <w:tcPr>
-            <w:tcW w:type="dxa" w:w="8464"/>
+            <w:tcW w:type="dxa" w:w="8578"/>
             <w:gridSpan w:val="3"/>
             <w:tcBorders>
               <w:top w:val="single" w:color="888888" w:sz="4"/>
@@ -855,7 +855,7 @@
     </w:p>
     <w:tbl>
       <w:tblPr>
-        <w:tblW w:type="dxa" w:w="9864"/>
+        <w:tblW w:type="dxa" w:w="9978"/>
         <w:tblBorders>
           <w:top w:val="single" w:color="auto" w:sz="4"/>
           <w:left w:val="single" w:color="auto" w:sz="4"/>
@@ -867,7 +867,7 @@
       </w:tblPr>
       <w:tblGrid>
         <w:gridCol w:w="1700"/>
-        <w:gridCol w:w="8164"/>
+        <w:gridCol w:w="8278"/>
       </w:tblGrid>
       <w:tr>
         <w:tc>
@@ -907,7 +907,7 @@
         </w:tc>
         <w:tc>
           <w:tcPr>
-            <w:tcW w:type="dxa" w:w="8164"/>
+            <w:tcW w:type="dxa" w:w="8278"/>
             <w:tcBorders>
               <w:top w:val="single" w:color="888888" w:sz="4"/>
               <w:left w:val="single" w:color="888888" w:sz="4"/>
@@ -940,7 +940,7 @@
     </w:tbl>
     <w:tbl>
       <w:tblPr>
-        <w:tblW w:type="dxa" w:w="9864"/>
+        <w:tblW w:type="dxa" w:w="9978"/>
         <w:tblBorders>
           <w:top w:val="single" w:color="auto" w:sz="4"/>
           <w:left w:val="single" w:color="auto" w:sz="4"/>
@@ -956,7 +956,7 @@
         <w:gridCol w:w="2200"/>
         <w:gridCol w:w="1500"/>
         <w:gridCol w:w="1600"/>
-        <w:gridCol w:w="2064"/>
+        <w:gridCol w:w="2178"/>
       </w:tblGrid>
       <w:tr>
         <w:tc>
@@ -1136,7 +1136,7 @@
         </w:tc>
         <w:tc>
           <w:tcPr>
-            <w:tcW w:type="dxa" w:w="2064"/>
+            <w:tcW w:type="dxa" w:w="2178"/>
             <w:tcBorders>
               <w:top w:val="single" w:color="888888" w:sz="4"/>
               <w:left w:val="single" w:color="888888" w:sz="4"/>
@@ -1329,7 +1329,7 @@
         </w:tc>
         <w:tc>
           <w:tcPr>
-            <w:tcW w:type="dxa" w:w="2064"/>
+            <w:tcW w:type="dxa" w:w="2178"/>
             <w:tcBorders>
               <w:top w:val="single" w:color="888888" w:sz="4"/>
               <w:left w:val="single" w:color="888888" w:sz="4"/>
@@ -1518,7 +1518,7 @@
         </w:tc>
         <w:tc>
           <w:tcPr>
-            <w:tcW w:type="dxa" w:w="2064"/>
+            <w:tcW w:type="dxa" w:w="2178"/>
             <w:tcBorders>
               <w:top w:val="single" w:color="888888" w:sz="4"/>
               <w:left w:val="single" w:color="888888" w:sz="4"/>
@@ -1707,7 +1707,7 @@
         </w:tc>
         <w:tc>
           <w:tcPr>
-            <w:tcW w:type="dxa" w:w="2064"/>
+            <w:tcW w:type="dxa" w:w="2178"/>
             <w:tcBorders>
               <w:top w:val="single" w:color="888888" w:sz="4"/>
               <w:left w:val="single" w:color="888888" w:sz="4"/>
@@ -1896,7 +1896,7 @@
         </w:tc>
         <w:tc>
           <w:tcPr>
-            <w:tcW w:type="dxa" w:w="2064"/>
+            <w:tcW w:type="dxa" w:w="2178"/>
             <w:tcBorders>
               <w:top w:val="single" w:color="888888" w:sz="4"/>
               <w:left w:val="single" w:color="888888" w:sz="4"/>
@@ -2094,7 +2094,7 @@
     </w:p>
     <w:sectPr>
       <w:pgSz w:w="11906" w:h="16838" w:orient="portrait"/>
-      <w:pgMar w:top="1021" w:right="1021" w:bottom="1021" w:left="1021" w:header="708" w:footer="708" w:gutter="0"/>
+      <w:pgMar w:top="964" w:right="964" w:bottom="964" w:left="964" w:header="708" w:footer="708" w:gutter="0"/>
       <w:pgNumType/>
       <w:docGrid w:linePitch="360"/>
     </w:sectPr>

--- a/제출서류/서식1_참가신청서_고향잇기.docx
+++ b/제출서류/서식1_참가신청서_고향잇기.docx
@@ -13,7 +13,7 @@
           <w:sz w:val="24"/>
           <w:szCs w:val="24"/>
         </w:rPr>
-        <w:t xml:space="preserve">[ 통일부 공공데이터 활용 공모전 ]</w:t>
+        <w:t xml:space="preserve">[ 2026년 통일부 공공데이터 활용 공모전 ]</w:t>
       </w:r>
     </w:p>
     <w:p>
@@ -34,7 +34,7 @@
     </w:p>
     <w:tbl>
       <w:tblPr>
-        <w:tblW w:type="dxa" w:w="9978"/>
+        <w:tblW w:type="dxa" w:w="10318"/>
         <w:tblBorders>
           <w:top w:val="single" w:color="auto" w:sz="4"/>
           <w:left w:val="single" w:color="auto" w:sz="4"/>
@@ -46,24 +46,24 @@
       </w:tblPr>
       <w:tblGrid>
         <w:gridCol w:w="1700"/>
-        <w:gridCol w:w="8278"/>
+        <w:gridCol w:w="8618"/>
       </w:tblGrid>
       <w:tr>
         <w:tc>
           <w:tcPr>
             <w:tcW w:type="dxa" w:w="1700"/>
             <w:tcBorders>
-              <w:top w:val="single" w:color="888888" w:sz="4"/>
-              <w:left w:val="single" w:color="888888" w:sz="4"/>
-              <w:bottom w:val="single" w:color="888888" w:sz="4"/>
-              <w:right w:val="single" w:color="888888" w:sz="4"/>
-            </w:tcBorders>
-            <w:shd w:fill="F2F2F2" w:val="clear"/>
-            <w:tcMar>
-              <w:top w:type="dxa" w:w="40"/>
-              <w:left w:type="dxa" w:w="100"/>
-              <w:bottom w:type="dxa" w:w="40"/>
-              <w:right w:type="dxa" w:w="100"/>
+              <w:top w:val="single" w:color="7F7F7F" w:sz="4"/>
+              <w:left w:val="single" w:color="7F7F7F" w:sz="4"/>
+              <w:bottom w:val="single" w:color="7F7F7F" w:sz="4"/>
+              <w:right w:val="single" w:color="7F7F7F" w:sz="4"/>
+            </w:tcBorders>
+            <w:shd w:fill="315F97" w:val="clear"/>
+            <w:tcMar>
+              <w:top w:type="dxa" w:w="50"/>
+              <w:left w:type="dxa" w:w="120"/>
+              <w:bottom w:type="dxa" w:w="50"/>
+              <w:right w:type="dxa" w:w="120"/>
             </w:tcMar>
             <w:vAlign w:val="center"/>
           </w:tcPr>
@@ -77,8 +77,9 @@
                 <w:rFonts w:ascii="휴먼명조" w:cs="휴먼명조" w:eastAsia="휴먼명조" w:hAnsi="휴먼명조"/>
                 <w:b/>
                 <w:bCs/>
-                <w:sz w:val="28"/>
-                <w:szCs w:val="28"/>
+                <w:color w:val="FFFFFF"/>
+                <w:sz w:val="24"/>
+                <w:szCs w:val="24"/>
               </w:rPr>
               <w:t xml:space="preserve">접수번호</w:t>
             </w:r>
@@ -86,24 +87,25 @@
         </w:tc>
         <w:tc>
           <w:tcPr>
-            <w:tcW w:type="dxa" w:w="8278"/>
-            <w:tcBorders>
-              <w:top w:val="single" w:color="888888" w:sz="4"/>
-              <w:left w:val="single" w:color="888888" w:sz="4"/>
-              <w:bottom w:val="single" w:color="888888" w:sz="4"/>
-              <w:right w:val="single" w:color="888888" w:sz="4"/>
-            </w:tcBorders>
-            <w:tcMar>
-              <w:top w:type="dxa" w:w="40"/>
-              <w:left w:type="dxa" w:w="100"/>
-              <w:bottom w:type="dxa" w:w="40"/>
-              <w:right w:type="dxa" w:w="100"/>
-            </w:tcMar>
-            <w:vAlign w:val="center"/>
-          </w:tcPr>
-          <w:p>
-            <w:pPr>
-              <w:spacing w:line="384"/>
+            <w:tcW w:type="dxa" w:w="8618"/>
+            <w:tcBorders>
+              <w:top w:val="single" w:color="7F7F7F" w:sz="4"/>
+              <w:left w:val="single" w:color="7F7F7F" w:sz="4"/>
+              <w:bottom w:val="single" w:color="7F7F7F" w:sz="4"/>
+              <w:right w:val="single" w:color="7F7F7F" w:sz="4"/>
+            </w:tcBorders>
+            <w:tcMar>
+              <w:top w:type="dxa" w:w="50"/>
+              <w:left w:type="dxa" w:w="120"/>
+              <w:bottom w:type="dxa" w:w="50"/>
+              <w:right w:type="dxa" w:w="120"/>
+            </w:tcMar>
+            <w:vAlign w:val="center"/>
+          </w:tcPr>
+          <w:p>
+            <w:pPr>
+              <w:spacing w:line="384"/>
+              <w:jc w:val="both"/>
             </w:pPr>
             <w:r>
               <w:rPr>
@@ -121,17 +123,17 @@
           <w:tcPr>
             <w:tcW w:type="dxa" w:w="1700"/>
             <w:tcBorders>
-              <w:top w:val="single" w:color="888888" w:sz="4"/>
-              <w:left w:val="single" w:color="888888" w:sz="4"/>
-              <w:bottom w:val="single" w:color="888888" w:sz="4"/>
-              <w:right w:val="single" w:color="888888" w:sz="4"/>
-            </w:tcBorders>
-            <w:shd w:fill="F2F2F2" w:val="clear"/>
-            <w:tcMar>
-              <w:top w:type="dxa" w:w="40"/>
-              <w:left w:type="dxa" w:w="100"/>
-              <w:bottom w:type="dxa" w:w="40"/>
-              <w:right w:type="dxa" w:w="100"/>
+              <w:top w:val="single" w:color="7F7F7F" w:sz="4"/>
+              <w:left w:val="single" w:color="7F7F7F" w:sz="4"/>
+              <w:bottom w:val="single" w:color="7F7F7F" w:sz="4"/>
+              <w:right w:val="single" w:color="7F7F7F" w:sz="4"/>
+            </w:tcBorders>
+            <w:shd w:fill="315F97" w:val="clear"/>
+            <w:tcMar>
+              <w:top w:type="dxa" w:w="50"/>
+              <w:left w:type="dxa" w:w="120"/>
+              <w:bottom w:type="dxa" w:w="50"/>
+              <w:right w:type="dxa" w:w="120"/>
             </w:tcMar>
             <w:vAlign w:val="center"/>
           </w:tcPr>
@@ -145,8 +147,9 @@
                 <w:rFonts w:ascii="휴먼명조" w:cs="휴먼명조" w:eastAsia="휴먼명조" w:hAnsi="휴먼명조"/>
                 <w:b/>
                 <w:bCs/>
-                <w:sz w:val="28"/>
-                <w:szCs w:val="28"/>
+                <w:color w:val="FFFFFF"/>
+                <w:sz w:val="24"/>
+                <w:szCs w:val="24"/>
               </w:rPr>
               <w:t xml:space="preserve">공모 부문</w:t>
             </w:r>
@@ -154,24 +157,25 @@
         </w:tc>
         <w:tc>
           <w:tcPr>
-            <w:tcW w:type="dxa" w:w="8278"/>
-            <w:tcBorders>
-              <w:top w:val="single" w:color="888888" w:sz="4"/>
-              <w:left w:val="single" w:color="888888" w:sz="4"/>
-              <w:bottom w:val="single" w:color="888888" w:sz="4"/>
-              <w:right w:val="single" w:color="888888" w:sz="4"/>
-            </w:tcBorders>
-            <w:tcMar>
-              <w:top w:type="dxa" w:w="40"/>
-              <w:left w:type="dxa" w:w="100"/>
-              <w:bottom w:type="dxa" w:w="40"/>
-              <w:right w:type="dxa" w:w="100"/>
-            </w:tcMar>
-            <w:vAlign w:val="center"/>
-          </w:tcPr>
-          <w:p>
-            <w:pPr>
-              <w:spacing w:line="384"/>
+            <w:tcW w:type="dxa" w:w="8618"/>
+            <w:tcBorders>
+              <w:top w:val="single" w:color="7F7F7F" w:sz="4"/>
+              <w:left w:val="single" w:color="7F7F7F" w:sz="4"/>
+              <w:bottom w:val="single" w:color="7F7F7F" w:sz="4"/>
+              <w:right w:val="single" w:color="7F7F7F" w:sz="4"/>
+            </w:tcBorders>
+            <w:tcMar>
+              <w:top w:type="dxa" w:w="50"/>
+              <w:left w:type="dxa" w:w="120"/>
+              <w:bottom w:type="dxa" w:w="50"/>
+              <w:right w:type="dxa" w:w="120"/>
+            </w:tcMar>
+            <w:vAlign w:val="center"/>
+          </w:tcPr>
+          <w:p>
+            <w:pPr>
+              <w:spacing w:line="384"/>
+              <w:jc w:val="both"/>
             </w:pPr>
             <w:r>
               <w:rPr>
@@ -189,17 +193,17 @@
           <w:tcPr>
             <w:tcW w:type="dxa" w:w="1700"/>
             <w:tcBorders>
-              <w:top w:val="single" w:color="888888" w:sz="4"/>
-              <w:left w:val="single" w:color="888888" w:sz="4"/>
-              <w:bottom w:val="single" w:color="888888" w:sz="4"/>
-              <w:right w:val="single" w:color="888888" w:sz="4"/>
-            </w:tcBorders>
-            <w:shd w:fill="F2F2F2" w:val="clear"/>
-            <w:tcMar>
-              <w:top w:type="dxa" w:w="40"/>
-              <w:left w:type="dxa" w:w="100"/>
-              <w:bottom w:type="dxa" w:w="40"/>
-              <w:right w:type="dxa" w:w="100"/>
+              <w:top w:val="single" w:color="7F7F7F" w:sz="4"/>
+              <w:left w:val="single" w:color="7F7F7F" w:sz="4"/>
+              <w:bottom w:val="single" w:color="7F7F7F" w:sz="4"/>
+              <w:right w:val="single" w:color="7F7F7F" w:sz="4"/>
+            </w:tcBorders>
+            <w:shd w:fill="315F97" w:val="clear"/>
+            <w:tcMar>
+              <w:top w:type="dxa" w:w="50"/>
+              <w:left w:type="dxa" w:w="120"/>
+              <w:bottom w:type="dxa" w:w="50"/>
+              <w:right w:type="dxa" w:w="120"/>
             </w:tcMar>
             <w:vAlign w:val="center"/>
           </w:tcPr>
@@ -213,8 +217,9 @@
                 <w:rFonts w:ascii="휴먼명조" w:cs="휴먼명조" w:eastAsia="휴먼명조" w:hAnsi="휴먼명조"/>
                 <w:b/>
                 <w:bCs/>
-                <w:sz w:val="28"/>
-                <w:szCs w:val="28"/>
+                <w:color w:val="FFFFFF"/>
+                <w:sz w:val="24"/>
+                <w:szCs w:val="24"/>
               </w:rPr>
               <w:t xml:space="preserve">제안 명</w:t>
             </w:r>
@@ -222,32 +227,33 @@
         </w:tc>
         <w:tc>
           <w:tcPr>
-            <w:tcW w:type="dxa" w:w="8278"/>
-            <w:tcBorders>
-              <w:top w:val="single" w:color="888888" w:sz="4"/>
-              <w:left w:val="single" w:color="888888" w:sz="4"/>
-              <w:bottom w:val="single" w:color="888888" w:sz="4"/>
-              <w:right w:val="single" w:color="888888" w:sz="4"/>
-            </w:tcBorders>
-            <w:tcMar>
-              <w:top w:type="dxa" w:w="40"/>
-              <w:left w:type="dxa" w:w="100"/>
-              <w:bottom w:type="dxa" w:w="40"/>
-              <w:right w:type="dxa" w:w="100"/>
-            </w:tcMar>
-            <w:vAlign w:val="center"/>
-          </w:tcPr>
-          <w:p>
-            <w:pPr>
-              <w:spacing w:line="384"/>
-            </w:pPr>
-            <w:r>
-              <w:rPr>
-                <w:rFonts w:ascii="휴먼명조" w:cs="휴먼명조" w:eastAsia="휴먼명조" w:hAnsi="휴먼명조"/>
-                <w:sz w:val="28"/>
-                <w:szCs w:val="28"/>
-              </w:rPr>
-              <w:t xml:space="preserve">고향잇기 — 사라지는 이산가족 기록을 고향이라는 축으로 후손에게 넘기는 공공데이터 서비스</w:t>
+            <w:tcW w:type="dxa" w:w="8618"/>
+            <w:tcBorders>
+              <w:top w:val="single" w:color="7F7F7F" w:sz="4"/>
+              <w:left w:val="single" w:color="7F7F7F" w:sz="4"/>
+              <w:bottom w:val="single" w:color="7F7F7F" w:sz="4"/>
+              <w:right w:val="single" w:color="7F7F7F" w:sz="4"/>
+            </w:tcBorders>
+            <w:tcMar>
+              <w:top w:type="dxa" w:w="50"/>
+              <w:left w:type="dxa" w:w="120"/>
+              <w:bottom w:type="dxa" w:w="50"/>
+              <w:right w:type="dxa" w:w="120"/>
+            </w:tcMar>
+            <w:vAlign w:val="center"/>
+          </w:tcPr>
+          <w:p>
+            <w:pPr>
+              <w:spacing w:line="384"/>
+              <w:jc w:val="both"/>
+            </w:pPr>
+            <w:r>
+              <w:rPr>
+                <w:rFonts w:ascii="휴먼명조" w:cs="휴먼명조" w:eastAsia="휴먼명조" w:hAnsi="휴먼명조"/>
+                <w:sz w:val="28"/>
+                <w:szCs w:val="28"/>
+              </w:rPr>
+              <w:t xml:space="preserve">「이어 적는 고향」 : 이산가족 기록 공백 분석과 세대 계승 지도</w:t>
             </w:r>
           </w:p>
         </w:tc>
@@ -257,17 +263,17 @@
           <w:tcPr>
             <w:tcW w:type="dxa" w:w="1700"/>
             <w:tcBorders>
-              <w:top w:val="single" w:color="888888" w:sz="4"/>
-              <w:left w:val="single" w:color="888888" w:sz="4"/>
-              <w:bottom w:val="single" w:color="888888" w:sz="4"/>
-              <w:right w:val="single" w:color="888888" w:sz="4"/>
-            </w:tcBorders>
-            <w:shd w:fill="F2F2F2" w:val="clear"/>
-            <w:tcMar>
-              <w:top w:type="dxa" w:w="40"/>
-              <w:left w:type="dxa" w:w="100"/>
-              <w:bottom w:type="dxa" w:w="40"/>
-              <w:right w:type="dxa" w:w="100"/>
+              <w:top w:val="single" w:color="7F7F7F" w:sz="4"/>
+              <w:left w:val="single" w:color="7F7F7F" w:sz="4"/>
+              <w:bottom w:val="single" w:color="7F7F7F" w:sz="4"/>
+              <w:right w:val="single" w:color="7F7F7F" w:sz="4"/>
+            </w:tcBorders>
+            <w:shd w:fill="315F97" w:val="clear"/>
+            <w:tcMar>
+              <w:top w:type="dxa" w:w="50"/>
+              <w:left w:type="dxa" w:w="120"/>
+              <w:bottom w:type="dxa" w:w="50"/>
+              <w:right w:type="dxa" w:w="120"/>
             </w:tcMar>
             <w:vAlign w:val="center"/>
           </w:tcPr>
@@ -281,8 +287,9 @@
                 <w:rFonts w:ascii="휴먼명조" w:cs="휴먼명조" w:eastAsia="휴먼명조" w:hAnsi="휴먼명조"/>
                 <w:b/>
                 <w:bCs/>
-                <w:sz w:val="28"/>
-                <w:szCs w:val="28"/>
+                <w:color w:val="FFFFFF"/>
+                <w:sz w:val="24"/>
+                <w:szCs w:val="24"/>
               </w:rPr>
               <w:t xml:space="preserve">참가 구분</w:t>
             </w:r>
@@ -290,24 +297,25 @@
         </w:tc>
         <w:tc>
           <w:tcPr>
-            <w:tcW w:type="dxa" w:w="8278"/>
-            <w:tcBorders>
-              <w:top w:val="single" w:color="888888" w:sz="4"/>
-              <w:left w:val="single" w:color="888888" w:sz="4"/>
-              <w:bottom w:val="single" w:color="888888" w:sz="4"/>
-              <w:right w:val="single" w:color="888888" w:sz="4"/>
-            </w:tcBorders>
-            <w:tcMar>
-              <w:top w:type="dxa" w:w="40"/>
-              <w:left w:type="dxa" w:w="100"/>
-              <w:bottom w:type="dxa" w:w="40"/>
-              <w:right w:type="dxa" w:w="100"/>
-            </w:tcMar>
-            <w:vAlign w:val="center"/>
-          </w:tcPr>
-          <w:p>
-            <w:pPr>
-              <w:spacing w:line="384"/>
+            <w:tcW w:type="dxa" w:w="8618"/>
+            <w:tcBorders>
+              <w:top w:val="single" w:color="7F7F7F" w:sz="4"/>
+              <w:left w:val="single" w:color="7F7F7F" w:sz="4"/>
+              <w:bottom w:val="single" w:color="7F7F7F" w:sz="4"/>
+              <w:right w:val="single" w:color="7F7F7F" w:sz="4"/>
+            </w:tcBorders>
+            <w:tcMar>
+              <w:top w:type="dxa" w:w="50"/>
+              <w:left w:type="dxa" w:w="120"/>
+              <w:bottom w:type="dxa" w:w="50"/>
+              <w:right w:type="dxa" w:w="120"/>
+            </w:tcMar>
+            <w:vAlign w:val="center"/>
+          </w:tcPr>
+          <w:p>
+            <w:pPr>
+              <w:spacing w:line="384"/>
+              <w:jc w:val="both"/>
             </w:pPr>
             <w:r>
               <w:rPr>
@@ -329,6 +337,7 @@
     <w:p>
       <w:pPr>
         <w:spacing w:after="40" w:before="60" w:line="384"/>
+        <w:jc w:val="both"/>
       </w:pPr>
       <w:r>
         <w:rPr>
@@ -351,7 +360,7 @@
     </w:p>
     <w:tbl>
       <w:tblPr>
-        <w:tblW w:type="dxa" w:w="9978"/>
+        <w:tblW w:type="dxa" w:w="10318"/>
         <w:tblBorders>
           <w:top w:val="single" w:color="auto" w:sz="4"/>
           <w:left w:val="single" w:color="auto" w:sz="4"/>
@@ -365,24 +374,24 @@
         <w:gridCol w:w="1400"/>
         <w:gridCol w:w="2800"/>
         <w:gridCol w:w="1400"/>
-        <w:gridCol w:w="4378"/>
+        <w:gridCol w:w="4718"/>
       </w:tblGrid>
       <w:tr>
         <w:tc>
           <w:tcPr>
             <w:tcW w:type="dxa" w:w="1400"/>
             <w:tcBorders>
-              <w:top w:val="single" w:color="888888" w:sz="4"/>
-              <w:left w:val="single" w:color="888888" w:sz="4"/>
-              <w:bottom w:val="single" w:color="888888" w:sz="4"/>
-              <w:right w:val="single" w:color="888888" w:sz="4"/>
-            </w:tcBorders>
-            <w:shd w:fill="F2F2F2" w:val="clear"/>
-            <w:tcMar>
-              <w:top w:type="dxa" w:w="40"/>
-              <w:left w:type="dxa" w:w="100"/>
-              <w:bottom w:type="dxa" w:w="40"/>
-              <w:right w:type="dxa" w:w="100"/>
+              <w:top w:val="single" w:color="7F7F7F" w:sz="4"/>
+              <w:left w:val="single" w:color="7F7F7F" w:sz="4"/>
+              <w:bottom w:val="single" w:color="7F7F7F" w:sz="4"/>
+              <w:right w:val="single" w:color="7F7F7F" w:sz="4"/>
+            </w:tcBorders>
+            <w:shd w:fill="D9D9D9" w:val="clear"/>
+            <w:tcMar>
+              <w:top w:type="dxa" w:w="50"/>
+              <w:left w:type="dxa" w:w="120"/>
+              <w:bottom w:type="dxa" w:w="50"/>
+              <w:right w:type="dxa" w:w="120"/>
             </w:tcMar>
             <w:vAlign w:val="center"/>
           </w:tcPr>
@@ -394,8 +403,10 @@
             <w:r>
               <w:rPr>
                 <w:rFonts w:ascii="휴먼명조" w:cs="휴먼명조" w:eastAsia="휴먼명조" w:hAnsi="휴먼명조"/>
-                <w:sz w:val="28"/>
-                <w:szCs w:val="28"/>
+                <w:b/>
+                <w:bCs/>
+                <w:sz w:val="24"/>
+                <w:szCs w:val="24"/>
               </w:rPr>
               <w:t xml:space="preserve">성  명</w:t>
             </w:r>
@@ -405,22 +416,23 @@
           <w:tcPr>
             <w:tcW w:type="dxa" w:w="2800"/>
             <w:tcBorders>
-              <w:top w:val="single" w:color="888888" w:sz="4"/>
-              <w:left w:val="single" w:color="888888" w:sz="4"/>
-              <w:bottom w:val="single" w:color="888888" w:sz="4"/>
-              <w:right w:val="single" w:color="888888" w:sz="4"/>
-            </w:tcBorders>
-            <w:tcMar>
-              <w:top w:type="dxa" w:w="40"/>
-              <w:left w:type="dxa" w:w="100"/>
-              <w:bottom w:type="dxa" w:w="40"/>
-              <w:right w:type="dxa" w:w="100"/>
-            </w:tcMar>
-            <w:vAlign w:val="center"/>
-          </w:tcPr>
-          <w:p>
-            <w:pPr>
-              <w:spacing w:line="384"/>
+              <w:top w:val="single" w:color="7F7F7F" w:sz="4"/>
+              <w:left w:val="single" w:color="7F7F7F" w:sz="4"/>
+              <w:bottom w:val="single" w:color="7F7F7F" w:sz="4"/>
+              <w:right w:val="single" w:color="7F7F7F" w:sz="4"/>
+            </w:tcBorders>
+            <w:tcMar>
+              <w:top w:type="dxa" w:w="50"/>
+              <w:left w:type="dxa" w:w="120"/>
+              <w:bottom w:type="dxa" w:w="50"/>
+              <w:right w:type="dxa" w:w="120"/>
+            </w:tcMar>
+            <w:vAlign w:val="center"/>
+          </w:tcPr>
+          <w:p>
+            <w:pPr>
+              <w:spacing w:line="384"/>
+              <w:jc w:val="both"/>
             </w:pPr>
             <w:r>
               <w:rPr>
@@ -436,17 +448,17 @@
           <w:tcPr>
             <w:tcW w:type="dxa" w:w="1400"/>
             <w:tcBorders>
-              <w:top w:val="single" w:color="888888" w:sz="4"/>
-              <w:left w:val="single" w:color="888888" w:sz="4"/>
-              <w:bottom w:val="single" w:color="888888" w:sz="4"/>
-              <w:right w:val="single" w:color="888888" w:sz="4"/>
-            </w:tcBorders>
-            <w:shd w:fill="F2F2F2" w:val="clear"/>
-            <w:tcMar>
-              <w:top w:type="dxa" w:w="40"/>
-              <w:left w:type="dxa" w:w="100"/>
-              <w:bottom w:type="dxa" w:w="40"/>
-              <w:right w:type="dxa" w:w="100"/>
+              <w:top w:val="single" w:color="7F7F7F" w:sz="4"/>
+              <w:left w:val="single" w:color="7F7F7F" w:sz="4"/>
+              <w:bottom w:val="single" w:color="7F7F7F" w:sz="4"/>
+              <w:right w:val="single" w:color="7F7F7F" w:sz="4"/>
+            </w:tcBorders>
+            <w:shd w:fill="D9D9D9" w:val="clear"/>
+            <w:tcMar>
+              <w:top w:type="dxa" w:w="50"/>
+              <w:left w:type="dxa" w:w="120"/>
+              <w:bottom w:type="dxa" w:w="50"/>
+              <w:right w:type="dxa" w:w="120"/>
             </w:tcMar>
             <w:vAlign w:val="center"/>
           </w:tcPr>
@@ -458,8 +470,10 @@
             <w:r>
               <w:rPr>
                 <w:rFonts w:ascii="휴먼명조" w:cs="휴먼명조" w:eastAsia="휴먼명조" w:hAnsi="휴먼명조"/>
-                <w:sz w:val="28"/>
-                <w:szCs w:val="28"/>
+                <w:b/>
+                <w:bCs/>
+                <w:sz w:val="24"/>
+                <w:szCs w:val="24"/>
               </w:rPr>
               <w:t xml:space="preserve">생년월일</w:t>
             </w:r>
@@ -467,24 +481,25 @@
         </w:tc>
         <w:tc>
           <w:tcPr>
-            <w:tcW w:type="dxa" w:w="4378"/>
-            <w:tcBorders>
-              <w:top w:val="single" w:color="888888" w:sz="4"/>
-              <w:left w:val="single" w:color="888888" w:sz="4"/>
-              <w:bottom w:val="single" w:color="888888" w:sz="4"/>
-              <w:right w:val="single" w:color="888888" w:sz="4"/>
-            </w:tcBorders>
-            <w:tcMar>
-              <w:top w:type="dxa" w:w="40"/>
-              <w:left w:type="dxa" w:w="100"/>
-              <w:bottom w:type="dxa" w:w="40"/>
-              <w:right w:type="dxa" w:w="100"/>
-            </w:tcMar>
-            <w:vAlign w:val="center"/>
-          </w:tcPr>
-          <w:p>
-            <w:pPr>
-              <w:spacing w:line="384"/>
+            <w:tcW w:type="dxa" w:w="4718"/>
+            <w:tcBorders>
+              <w:top w:val="single" w:color="7F7F7F" w:sz="4"/>
+              <w:left w:val="single" w:color="7F7F7F" w:sz="4"/>
+              <w:bottom w:val="single" w:color="7F7F7F" w:sz="4"/>
+              <w:right w:val="single" w:color="7F7F7F" w:sz="4"/>
+            </w:tcBorders>
+            <w:tcMar>
+              <w:top w:type="dxa" w:w="50"/>
+              <w:left w:type="dxa" w:w="120"/>
+              <w:bottom w:type="dxa" w:w="50"/>
+              <w:right w:type="dxa" w:w="120"/>
+            </w:tcMar>
+            <w:vAlign w:val="center"/>
+          </w:tcPr>
+          <w:p>
+            <w:pPr>
+              <w:spacing w:line="384"/>
+              <w:jc w:val="both"/>
             </w:pPr>
             <w:r>
               <w:rPr>
@@ -502,17 +517,17 @@
           <w:tcPr>
             <w:tcW w:type="dxa" w:w="1400"/>
             <w:tcBorders>
-              <w:top w:val="single" w:color="888888" w:sz="4"/>
-              <w:left w:val="single" w:color="888888" w:sz="4"/>
-              <w:bottom w:val="single" w:color="888888" w:sz="4"/>
-              <w:right w:val="single" w:color="888888" w:sz="4"/>
-            </w:tcBorders>
-            <w:shd w:fill="F2F2F2" w:val="clear"/>
-            <w:tcMar>
-              <w:top w:type="dxa" w:w="40"/>
-              <w:left w:type="dxa" w:w="100"/>
-              <w:bottom w:type="dxa" w:w="40"/>
-              <w:right w:type="dxa" w:w="100"/>
+              <w:top w:val="single" w:color="7F7F7F" w:sz="4"/>
+              <w:left w:val="single" w:color="7F7F7F" w:sz="4"/>
+              <w:bottom w:val="single" w:color="7F7F7F" w:sz="4"/>
+              <w:right w:val="single" w:color="7F7F7F" w:sz="4"/>
+            </w:tcBorders>
+            <w:shd w:fill="D9D9D9" w:val="clear"/>
+            <w:tcMar>
+              <w:top w:type="dxa" w:w="50"/>
+              <w:left w:type="dxa" w:w="120"/>
+              <w:bottom w:type="dxa" w:w="50"/>
+              <w:right w:type="dxa" w:w="120"/>
             </w:tcMar>
             <w:vAlign w:val="center"/>
           </w:tcPr>
@@ -524,8 +539,10 @@
             <w:r>
               <w:rPr>
                 <w:rFonts w:ascii="휴먼명조" w:cs="휴먼명조" w:eastAsia="휴먼명조" w:hAnsi="휴먼명조"/>
-                <w:sz w:val="28"/>
-                <w:szCs w:val="28"/>
+                <w:b/>
+                <w:bCs/>
+                <w:sz w:val="24"/>
+                <w:szCs w:val="24"/>
               </w:rPr>
               <w:t xml:space="preserve">소  속</w:t>
             </w:r>
@@ -535,22 +552,23 @@
           <w:tcPr>
             <w:tcW w:type="dxa" w:w="2800"/>
             <w:tcBorders>
-              <w:top w:val="single" w:color="888888" w:sz="4"/>
-              <w:left w:val="single" w:color="888888" w:sz="4"/>
-              <w:bottom w:val="single" w:color="888888" w:sz="4"/>
-              <w:right w:val="single" w:color="888888" w:sz="4"/>
-            </w:tcBorders>
-            <w:tcMar>
-              <w:top w:type="dxa" w:w="40"/>
-              <w:left w:type="dxa" w:w="100"/>
-              <w:bottom w:type="dxa" w:w="40"/>
-              <w:right w:type="dxa" w:w="100"/>
-            </w:tcMar>
-            <w:vAlign w:val="center"/>
-          </w:tcPr>
-          <w:p>
-            <w:pPr>
-              <w:spacing w:line="384"/>
+              <w:top w:val="single" w:color="7F7F7F" w:sz="4"/>
+              <w:left w:val="single" w:color="7F7F7F" w:sz="4"/>
+              <w:bottom w:val="single" w:color="7F7F7F" w:sz="4"/>
+              <w:right w:val="single" w:color="7F7F7F" w:sz="4"/>
+            </w:tcBorders>
+            <w:tcMar>
+              <w:top w:type="dxa" w:w="50"/>
+              <w:left w:type="dxa" w:w="120"/>
+              <w:bottom w:type="dxa" w:w="50"/>
+              <w:right w:type="dxa" w:w="120"/>
+            </w:tcMar>
+            <w:vAlign w:val="center"/>
+          </w:tcPr>
+          <w:p>
+            <w:pPr>
+              <w:spacing w:line="384"/>
+              <w:jc w:val="both"/>
             </w:pPr>
             <w:r>
               <w:rPr>
@@ -566,17 +584,17 @@
           <w:tcPr>
             <w:tcW w:type="dxa" w:w="1400"/>
             <w:tcBorders>
-              <w:top w:val="single" w:color="888888" w:sz="4"/>
-              <w:left w:val="single" w:color="888888" w:sz="4"/>
-              <w:bottom w:val="single" w:color="888888" w:sz="4"/>
-              <w:right w:val="single" w:color="888888" w:sz="4"/>
-            </w:tcBorders>
-            <w:shd w:fill="F2F2F2" w:val="clear"/>
-            <w:tcMar>
-              <w:top w:type="dxa" w:w="40"/>
-              <w:left w:type="dxa" w:w="100"/>
-              <w:bottom w:type="dxa" w:w="40"/>
-              <w:right w:type="dxa" w:w="100"/>
+              <w:top w:val="single" w:color="7F7F7F" w:sz="4"/>
+              <w:left w:val="single" w:color="7F7F7F" w:sz="4"/>
+              <w:bottom w:val="single" w:color="7F7F7F" w:sz="4"/>
+              <w:right w:val="single" w:color="7F7F7F" w:sz="4"/>
+            </w:tcBorders>
+            <w:shd w:fill="D9D9D9" w:val="clear"/>
+            <w:tcMar>
+              <w:top w:type="dxa" w:w="50"/>
+              <w:left w:type="dxa" w:w="120"/>
+              <w:bottom w:type="dxa" w:w="50"/>
+              <w:right w:type="dxa" w:w="120"/>
             </w:tcMar>
             <w:vAlign w:val="center"/>
           </w:tcPr>
@@ -588,8 +606,10 @@
             <w:r>
               <w:rPr>
                 <w:rFonts w:ascii="휴먼명조" w:cs="휴먼명조" w:eastAsia="휴먼명조" w:hAnsi="휴먼명조"/>
-                <w:sz w:val="28"/>
-                <w:szCs w:val="28"/>
+                <w:b/>
+                <w:bCs/>
+                <w:sz w:val="24"/>
+                <w:szCs w:val="24"/>
               </w:rPr>
               <w:t xml:space="preserve">직  위</w:t>
             </w:r>
@@ -597,24 +617,25 @@
         </w:tc>
         <w:tc>
           <w:tcPr>
-            <w:tcW w:type="dxa" w:w="4378"/>
-            <w:tcBorders>
-              <w:top w:val="single" w:color="888888" w:sz="4"/>
-              <w:left w:val="single" w:color="888888" w:sz="4"/>
-              <w:bottom w:val="single" w:color="888888" w:sz="4"/>
-              <w:right w:val="single" w:color="888888" w:sz="4"/>
-            </w:tcBorders>
-            <w:tcMar>
-              <w:top w:type="dxa" w:w="40"/>
-              <w:left w:type="dxa" w:w="100"/>
-              <w:bottom w:type="dxa" w:w="40"/>
-              <w:right w:type="dxa" w:w="100"/>
-            </w:tcMar>
-            <w:vAlign w:val="center"/>
-          </w:tcPr>
-          <w:p>
-            <w:pPr>
-              <w:spacing w:line="384"/>
+            <w:tcW w:type="dxa" w:w="4718"/>
+            <w:tcBorders>
+              <w:top w:val="single" w:color="7F7F7F" w:sz="4"/>
+              <w:left w:val="single" w:color="7F7F7F" w:sz="4"/>
+              <w:bottom w:val="single" w:color="7F7F7F" w:sz="4"/>
+              <w:right w:val="single" w:color="7F7F7F" w:sz="4"/>
+            </w:tcBorders>
+            <w:tcMar>
+              <w:top w:type="dxa" w:w="50"/>
+              <w:left w:type="dxa" w:w="120"/>
+              <w:bottom w:type="dxa" w:w="50"/>
+              <w:right w:type="dxa" w:w="120"/>
+            </w:tcMar>
+            <w:vAlign w:val="center"/>
+          </w:tcPr>
+          <w:p>
+            <w:pPr>
+              <w:spacing w:line="384"/>
+              <w:jc w:val="both"/>
             </w:pPr>
             <w:r>
               <w:rPr>
@@ -632,17 +653,17 @@
           <w:tcPr>
             <w:tcW w:type="dxa" w:w="1400"/>
             <w:tcBorders>
-              <w:top w:val="single" w:color="888888" w:sz="4"/>
-              <w:left w:val="single" w:color="888888" w:sz="4"/>
-              <w:bottom w:val="single" w:color="888888" w:sz="4"/>
-              <w:right w:val="single" w:color="888888" w:sz="4"/>
-            </w:tcBorders>
-            <w:shd w:fill="F2F2F2" w:val="clear"/>
-            <w:tcMar>
-              <w:top w:type="dxa" w:w="40"/>
-              <w:left w:type="dxa" w:w="100"/>
-              <w:bottom w:type="dxa" w:w="40"/>
-              <w:right w:type="dxa" w:w="100"/>
+              <w:top w:val="single" w:color="7F7F7F" w:sz="4"/>
+              <w:left w:val="single" w:color="7F7F7F" w:sz="4"/>
+              <w:bottom w:val="single" w:color="7F7F7F" w:sz="4"/>
+              <w:right w:val="single" w:color="7F7F7F" w:sz="4"/>
+            </w:tcBorders>
+            <w:shd w:fill="D9D9D9" w:val="clear"/>
+            <w:tcMar>
+              <w:top w:type="dxa" w:w="50"/>
+              <w:left w:type="dxa" w:w="120"/>
+              <w:bottom w:type="dxa" w:w="50"/>
+              <w:right w:type="dxa" w:w="120"/>
             </w:tcMar>
             <w:vAlign w:val="center"/>
           </w:tcPr>
@@ -654,8 +675,10 @@
             <w:r>
               <w:rPr>
                 <w:rFonts w:ascii="휴먼명조" w:cs="휴먼명조" w:eastAsia="휴먼명조" w:hAnsi="휴먼명조"/>
-                <w:sz w:val="28"/>
-                <w:szCs w:val="28"/>
+                <w:b/>
+                <w:bCs/>
+                <w:sz w:val="24"/>
+                <w:szCs w:val="24"/>
               </w:rPr>
               <w:t xml:space="preserve">연락처</w:t>
             </w:r>
@@ -665,22 +688,23 @@
           <w:tcPr>
             <w:tcW w:type="dxa" w:w="2800"/>
             <w:tcBorders>
-              <w:top w:val="single" w:color="888888" w:sz="4"/>
-              <w:left w:val="single" w:color="888888" w:sz="4"/>
-              <w:bottom w:val="single" w:color="888888" w:sz="4"/>
-              <w:right w:val="single" w:color="888888" w:sz="4"/>
-            </w:tcBorders>
-            <w:tcMar>
-              <w:top w:type="dxa" w:w="40"/>
-              <w:left w:type="dxa" w:w="100"/>
-              <w:bottom w:type="dxa" w:w="40"/>
-              <w:right w:type="dxa" w:w="100"/>
-            </w:tcMar>
-            <w:vAlign w:val="center"/>
-          </w:tcPr>
-          <w:p>
-            <w:pPr>
-              <w:spacing w:line="384"/>
+              <w:top w:val="single" w:color="7F7F7F" w:sz="4"/>
+              <w:left w:val="single" w:color="7F7F7F" w:sz="4"/>
+              <w:bottom w:val="single" w:color="7F7F7F" w:sz="4"/>
+              <w:right w:val="single" w:color="7F7F7F" w:sz="4"/>
+            </w:tcBorders>
+            <w:tcMar>
+              <w:top w:type="dxa" w:w="50"/>
+              <w:left w:type="dxa" w:w="120"/>
+              <w:bottom w:type="dxa" w:w="50"/>
+              <w:right w:type="dxa" w:w="120"/>
+            </w:tcMar>
+            <w:vAlign w:val="center"/>
+          </w:tcPr>
+          <w:p>
+            <w:pPr>
+              <w:spacing w:line="384"/>
+              <w:jc w:val="both"/>
             </w:pPr>
             <w:r>
               <w:rPr>
@@ -696,17 +720,17 @@
           <w:tcPr>
             <w:tcW w:type="dxa" w:w="1400"/>
             <w:tcBorders>
-              <w:top w:val="single" w:color="888888" w:sz="4"/>
-              <w:left w:val="single" w:color="888888" w:sz="4"/>
-              <w:bottom w:val="single" w:color="888888" w:sz="4"/>
-              <w:right w:val="single" w:color="888888" w:sz="4"/>
-            </w:tcBorders>
-            <w:shd w:fill="F2F2F2" w:val="clear"/>
-            <w:tcMar>
-              <w:top w:type="dxa" w:w="40"/>
-              <w:left w:type="dxa" w:w="100"/>
-              <w:bottom w:type="dxa" w:w="40"/>
-              <w:right w:type="dxa" w:w="100"/>
+              <w:top w:val="single" w:color="7F7F7F" w:sz="4"/>
+              <w:left w:val="single" w:color="7F7F7F" w:sz="4"/>
+              <w:bottom w:val="single" w:color="7F7F7F" w:sz="4"/>
+              <w:right w:val="single" w:color="7F7F7F" w:sz="4"/>
+            </w:tcBorders>
+            <w:shd w:fill="D9D9D9" w:val="clear"/>
+            <w:tcMar>
+              <w:top w:type="dxa" w:w="50"/>
+              <w:left w:type="dxa" w:w="120"/>
+              <w:bottom w:type="dxa" w:w="50"/>
+              <w:right w:type="dxa" w:w="120"/>
             </w:tcMar>
             <w:vAlign w:val="center"/>
           </w:tcPr>
@@ -718,8 +742,10 @@
             <w:r>
               <w:rPr>
                 <w:rFonts w:ascii="휴먼명조" w:cs="휴먼명조" w:eastAsia="휴먼명조" w:hAnsi="휴먼명조"/>
-                <w:sz w:val="28"/>
-                <w:szCs w:val="28"/>
+                <w:b/>
+                <w:bCs/>
+                <w:sz w:val="24"/>
+                <w:szCs w:val="24"/>
               </w:rPr>
               <w:t xml:space="preserve">이메일</w:t>
             </w:r>
@@ -727,24 +753,25 @@
         </w:tc>
         <w:tc>
           <w:tcPr>
-            <w:tcW w:type="dxa" w:w="4378"/>
-            <w:tcBorders>
-              <w:top w:val="single" w:color="888888" w:sz="4"/>
-              <w:left w:val="single" w:color="888888" w:sz="4"/>
-              <w:bottom w:val="single" w:color="888888" w:sz="4"/>
-              <w:right w:val="single" w:color="888888" w:sz="4"/>
-            </w:tcBorders>
-            <w:tcMar>
-              <w:top w:type="dxa" w:w="40"/>
-              <w:left w:type="dxa" w:w="100"/>
-              <w:bottom w:type="dxa" w:w="40"/>
-              <w:right w:type="dxa" w:w="100"/>
-            </w:tcMar>
-            <w:vAlign w:val="center"/>
-          </w:tcPr>
-          <w:p>
-            <w:pPr>
-              <w:spacing w:line="384"/>
+            <w:tcW w:type="dxa" w:w="4718"/>
+            <w:tcBorders>
+              <w:top w:val="single" w:color="7F7F7F" w:sz="4"/>
+              <w:left w:val="single" w:color="7F7F7F" w:sz="4"/>
+              <w:bottom w:val="single" w:color="7F7F7F" w:sz="4"/>
+              <w:right w:val="single" w:color="7F7F7F" w:sz="4"/>
+            </w:tcBorders>
+            <w:tcMar>
+              <w:top w:type="dxa" w:w="50"/>
+              <w:left w:type="dxa" w:w="120"/>
+              <w:bottom w:type="dxa" w:w="50"/>
+              <w:right w:type="dxa" w:w="120"/>
+            </w:tcMar>
+            <w:vAlign w:val="center"/>
+          </w:tcPr>
+          <w:p>
+            <w:pPr>
+              <w:spacing w:line="384"/>
+              <w:jc w:val="both"/>
             </w:pPr>
             <w:r>
               <w:rPr>
@@ -762,17 +789,17 @@
           <w:tcPr>
             <w:tcW w:type="dxa" w:w="1400"/>
             <w:tcBorders>
-              <w:top w:val="single" w:color="888888" w:sz="4"/>
-              <w:left w:val="single" w:color="888888" w:sz="4"/>
-              <w:bottom w:val="single" w:color="888888" w:sz="4"/>
-              <w:right w:val="single" w:color="888888" w:sz="4"/>
-            </w:tcBorders>
-            <w:shd w:fill="F2F2F2" w:val="clear"/>
-            <w:tcMar>
-              <w:top w:type="dxa" w:w="40"/>
-              <w:left w:type="dxa" w:w="100"/>
-              <w:bottom w:type="dxa" w:w="40"/>
-              <w:right w:type="dxa" w:w="100"/>
+              <w:top w:val="single" w:color="7F7F7F" w:sz="4"/>
+              <w:left w:val="single" w:color="7F7F7F" w:sz="4"/>
+              <w:bottom w:val="single" w:color="7F7F7F" w:sz="4"/>
+              <w:right w:val="single" w:color="7F7F7F" w:sz="4"/>
+            </w:tcBorders>
+            <w:shd w:fill="D9D9D9" w:val="clear"/>
+            <w:tcMar>
+              <w:top w:type="dxa" w:w="50"/>
+              <w:left w:type="dxa" w:w="120"/>
+              <w:bottom w:type="dxa" w:w="50"/>
+              <w:right w:type="dxa" w:w="120"/>
             </w:tcMar>
             <w:vAlign w:val="center"/>
           </w:tcPr>
@@ -784,8 +811,10 @@
             <w:r>
               <w:rPr>
                 <w:rFonts w:ascii="휴먼명조" w:cs="휴먼명조" w:eastAsia="휴먼명조" w:hAnsi="휴먼명조"/>
-                <w:sz w:val="28"/>
-                <w:szCs w:val="28"/>
+                <w:b/>
+                <w:bCs/>
+                <w:sz w:val="24"/>
+                <w:szCs w:val="24"/>
               </w:rPr>
               <w:t xml:space="preserve">주  소</w:t>
             </w:r>
@@ -793,25 +822,26 @@
         </w:tc>
         <w:tc>
           <w:tcPr>
-            <w:tcW w:type="dxa" w:w="8578"/>
+            <w:tcW w:type="dxa" w:w="8918"/>
             <w:gridSpan w:val="3"/>
             <w:tcBorders>
-              <w:top w:val="single" w:color="888888" w:sz="4"/>
-              <w:left w:val="single" w:color="888888" w:sz="4"/>
-              <w:bottom w:val="single" w:color="888888" w:sz="4"/>
-              <w:right w:val="single" w:color="888888" w:sz="4"/>
-            </w:tcBorders>
-            <w:tcMar>
-              <w:top w:type="dxa" w:w="40"/>
-              <w:left w:type="dxa" w:w="100"/>
-              <w:bottom w:type="dxa" w:w="40"/>
-              <w:right w:type="dxa" w:w="100"/>
-            </w:tcMar>
-            <w:vAlign w:val="center"/>
-          </w:tcPr>
-          <w:p>
-            <w:pPr>
-              <w:spacing w:line="384"/>
+              <w:top w:val="single" w:color="7F7F7F" w:sz="4"/>
+              <w:left w:val="single" w:color="7F7F7F" w:sz="4"/>
+              <w:bottom w:val="single" w:color="7F7F7F" w:sz="4"/>
+              <w:right w:val="single" w:color="7F7F7F" w:sz="4"/>
+            </w:tcBorders>
+            <w:tcMar>
+              <w:top w:type="dxa" w:w="50"/>
+              <w:left w:type="dxa" w:w="120"/>
+              <w:bottom w:type="dxa" w:w="50"/>
+              <w:right w:type="dxa" w:w="120"/>
+            </w:tcMar>
+            <w:vAlign w:val="center"/>
+          </w:tcPr>
+          <w:p>
+            <w:pPr>
+              <w:spacing w:line="384"/>
+              <w:jc w:val="both"/>
             </w:pPr>
             <w:r>
               <w:rPr>
@@ -833,6 +863,7 @@
     <w:p>
       <w:pPr>
         <w:spacing w:after="40" w:before="60" w:line="384"/>
+        <w:jc w:val="both"/>
       </w:pPr>
       <w:r>
         <w:rPr>
@@ -855,7 +886,7 @@
     </w:p>
     <w:tbl>
       <w:tblPr>
-        <w:tblW w:type="dxa" w:w="9978"/>
+        <w:tblW w:type="dxa" w:w="10318"/>
         <w:tblBorders>
           <w:top w:val="single" w:color="auto" w:sz="4"/>
           <w:left w:val="single" w:color="auto" w:sz="4"/>
@@ -867,24 +898,24 @@
       </w:tblPr>
       <w:tblGrid>
         <w:gridCol w:w="1700"/>
-        <w:gridCol w:w="8278"/>
+        <w:gridCol w:w="8618"/>
       </w:tblGrid>
       <w:tr>
         <w:tc>
           <w:tcPr>
             <w:tcW w:type="dxa" w:w="1700"/>
             <w:tcBorders>
-              <w:top w:val="single" w:color="888888" w:sz="4"/>
-              <w:left w:val="single" w:color="888888" w:sz="4"/>
-              <w:bottom w:val="single" w:color="888888" w:sz="4"/>
-              <w:right w:val="single" w:color="888888" w:sz="4"/>
-            </w:tcBorders>
-            <w:shd w:fill="F2F2F2" w:val="clear"/>
-            <w:tcMar>
-              <w:top w:type="dxa" w:w="40"/>
-              <w:left w:type="dxa" w:w="100"/>
-              <w:bottom w:type="dxa" w:w="40"/>
-              <w:right w:type="dxa" w:w="100"/>
+              <w:top w:val="single" w:color="7F7F7F" w:sz="4"/>
+              <w:left w:val="single" w:color="7F7F7F" w:sz="4"/>
+              <w:bottom w:val="single" w:color="7F7F7F" w:sz="4"/>
+              <w:right w:val="single" w:color="7F7F7F" w:sz="4"/>
+            </w:tcBorders>
+            <w:shd w:fill="315F97" w:val="clear"/>
+            <w:tcMar>
+              <w:top w:type="dxa" w:w="50"/>
+              <w:left w:type="dxa" w:w="120"/>
+              <w:bottom w:type="dxa" w:w="50"/>
+              <w:right w:type="dxa" w:w="120"/>
             </w:tcMar>
             <w:vAlign w:val="center"/>
           </w:tcPr>
@@ -898,8 +929,9 @@
                 <w:rFonts w:ascii="휴먼명조" w:cs="휴먼명조" w:eastAsia="휴먼명조" w:hAnsi="휴먼명조"/>
                 <w:b/>
                 <w:bCs/>
-                <w:sz w:val="28"/>
-                <w:szCs w:val="28"/>
+                <w:color w:val="FFFFFF"/>
+                <w:sz w:val="24"/>
+                <w:szCs w:val="24"/>
               </w:rPr>
               <w:t xml:space="preserve">팀  명</w:t>
             </w:r>
@@ -907,32 +939,33 @@
         </w:tc>
         <w:tc>
           <w:tcPr>
-            <w:tcW w:type="dxa" w:w="8278"/>
-            <w:tcBorders>
-              <w:top w:val="single" w:color="888888" w:sz="4"/>
-              <w:left w:val="single" w:color="888888" w:sz="4"/>
-              <w:bottom w:val="single" w:color="888888" w:sz="4"/>
-              <w:right w:val="single" w:color="888888" w:sz="4"/>
-            </w:tcBorders>
-            <w:tcMar>
-              <w:top w:type="dxa" w:w="40"/>
-              <w:left w:type="dxa" w:w="100"/>
-              <w:bottom w:type="dxa" w:w="40"/>
-              <w:right w:type="dxa" w:w="100"/>
-            </w:tcMar>
-            <w:vAlign w:val="center"/>
-          </w:tcPr>
-          <w:p>
-            <w:pPr>
-              <w:spacing w:line="384"/>
-            </w:pPr>
-            <w:r>
-              <w:rPr>
-                <w:rFonts w:ascii="휴먼명조" w:cs="휴먼명조" w:eastAsia="휴먼명조" w:hAnsi="휴먼명조"/>
-                <w:sz w:val="28"/>
-                <w:szCs w:val="28"/>
-              </w:rPr>
-              <w:t xml:space="preserve">(팀명 기재)</w:t>
+            <w:tcW w:type="dxa" w:w="8618"/>
+            <w:tcBorders>
+              <w:top w:val="single" w:color="7F7F7F" w:sz="4"/>
+              <w:left w:val="single" w:color="7F7F7F" w:sz="4"/>
+              <w:bottom w:val="single" w:color="7F7F7F" w:sz="4"/>
+              <w:right w:val="single" w:color="7F7F7F" w:sz="4"/>
+            </w:tcBorders>
+            <w:tcMar>
+              <w:top w:type="dxa" w:w="50"/>
+              <w:left w:type="dxa" w:w="120"/>
+              <w:bottom w:type="dxa" w:w="50"/>
+              <w:right w:type="dxa" w:w="120"/>
+            </w:tcMar>
+            <w:vAlign w:val="center"/>
+          </w:tcPr>
+          <w:p>
+            <w:pPr>
+              <w:spacing w:line="384"/>
+              <w:jc w:val="both"/>
+            </w:pPr>
+            <w:r>
+              <w:rPr>
+                <w:rFonts w:ascii="휴먼명조" w:cs="휴먼명조" w:eastAsia="휴먼명조" w:hAnsi="휴먼명조"/>
+                <w:sz w:val="28"/>
+                <w:szCs w:val="28"/>
+              </w:rPr>
+              <w:t xml:space="preserve">고향잇기</w:t>
             </w:r>
           </w:p>
         </w:tc>
@@ -940,7 +973,7 @@
     </w:tbl>
     <w:tbl>
       <w:tblPr>
-        <w:tblW w:type="dxa" w:w="9978"/>
+        <w:tblW w:type="dxa" w:w="10318"/>
         <w:tblBorders>
           <w:top w:val="single" w:color="auto" w:sz="4"/>
           <w:left w:val="single" w:color="auto" w:sz="4"/>
@@ -956,24 +989,24 @@
         <w:gridCol w:w="2200"/>
         <w:gridCol w:w="1500"/>
         <w:gridCol w:w="1600"/>
-        <w:gridCol w:w="2178"/>
+        <w:gridCol w:w="2518"/>
       </w:tblGrid>
       <w:tr>
         <w:tc>
           <w:tcPr>
             <w:tcW w:type="dxa" w:w="1000"/>
             <w:tcBorders>
-              <w:top w:val="single" w:color="888888" w:sz="4"/>
-              <w:left w:val="single" w:color="888888" w:sz="4"/>
-              <w:bottom w:val="single" w:color="888888" w:sz="4"/>
-              <w:right w:val="single" w:color="888888" w:sz="4"/>
-            </w:tcBorders>
-            <w:shd w:fill="F2F2F2" w:val="clear"/>
-            <w:tcMar>
-              <w:top w:type="dxa" w:w="40"/>
-              <w:left w:type="dxa" w:w="100"/>
-              <w:bottom w:type="dxa" w:w="40"/>
-              <w:right w:type="dxa" w:w="100"/>
+              <w:top w:val="single" w:color="7F7F7F" w:sz="4"/>
+              <w:left w:val="single" w:color="7F7F7F" w:sz="4"/>
+              <w:bottom w:val="single" w:color="7F7F7F" w:sz="4"/>
+              <w:right w:val="single" w:color="7F7F7F" w:sz="4"/>
+            </w:tcBorders>
+            <w:shd w:fill="D9D9D9" w:val="clear"/>
+            <w:tcMar>
+              <w:top w:type="dxa" w:w="50"/>
+              <w:left w:type="dxa" w:w="120"/>
+              <w:bottom w:type="dxa" w:w="50"/>
+              <w:right w:type="dxa" w:w="120"/>
             </w:tcMar>
             <w:vAlign w:val="center"/>
           </w:tcPr>
@@ -987,8 +1020,8 @@
                 <w:rFonts w:ascii="휴먼명조" w:cs="휴먼명조" w:eastAsia="휴먼명조" w:hAnsi="휴먼명조"/>
                 <w:b/>
                 <w:bCs/>
-                <w:sz w:val="28"/>
-                <w:szCs w:val="28"/>
+                <w:sz w:val="24"/>
+                <w:szCs w:val="24"/>
               </w:rPr>
               <w:t xml:space="preserve">구분</w:t>
             </w:r>
@@ -998,17 +1031,17 @@
           <w:tcPr>
             <w:tcW w:type="dxa" w:w="1500"/>
             <w:tcBorders>
-              <w:top w:val="single" w:color="888888" w:sz="4"/>
-              <w:left w:val="single" w:color="888888" w:sz="4"/>
-              <w:bottom w:val="single" w:color="888888" w:sz="4"/>
-              <w:right w:val="single" w:color="888888" w:sz="4"/>
-            </w:tcBorders>
-            <w:shd w:fill="F2F2F2" w:val="clear"/>
-            <w:tcMar>
-              <w:top w:type="dxa" w:w="40"/>
-              <w:left w:type="dxa" w:w="100"/>
-              <w:bottom w:type="dxa" w:w="40"/>
-              <w:right w:type="dxa" w:w="100"/>
+              <w:top w:val="single" w:color="7F7F7F" w:sz="4"/>
+              <w:left w:val="single" w:color="7F7F7F" w:sz="4"/>
+              <w:bottom w:val="single" w:color="7F7F7F" w:sz="4"/>
+              <w:right w:val="single" w:color="7F7F7F" w:sz="4"/>
+            </w:tcBorders>
+            <w:shd w:fill="D9D9D9" w:val="clear"/>
+            <w:tcMar>
+              <w:top w:type="dxa" w:w="50"/>
+              <w:left w:type="dxa" w:w="120"/>
+              <w:bottom w:type="dxa" w:w="50"/>
+              <w:right w:type="dxa" w:w="120"/>
             </w:tcMar>
             <w:vAlign w:val="center"/>
           </w:tcPr>
@@ -1022,8 +1055,8 @@
                 <w:rFonts w:ascii="휴먼명조" w:cs="휴먼명조" w:eastAsia="휴먼명조" w:hAnsi="휴먼명조"/>
                 <w:b/>
                 <w:bCs/>
-                <w:sz w:val="28"/>
-                <w:szCs w:val="28"/>
+                <w:sz w:val="24"/>
+                <w:szCs w:val="24"/>
               </w:rPr>
               <w:t xml:space="preserve">성 명</w:t>
             </w:r>
@@ -1033,17 +1066,17 @@
           <w:tcPr>
             <w:tcW w:type="dxa" w:w="2200"/>
             <w:tcBorders>
-              <w:top w:val="single" w:color="888888" w:sz="4"/>
-              <w:left w:val="single" w:color="888888" w:sz="4"/>
-              <w:bottom w:val="single" w:color="888888" w:sz="4"/>
-              <w:right w:val="single" w:color="888888" w:sz="4"/>
-            </w:tcBorders>
-            <w:shd w:fill="F2F2F2" w:val="clear"/>
-            <w:tcMar>
-              <w:top w:type="dxa" w:w="40"/>
-              <w:left w:type="dxa" w:w="100"/>
-              <w:bottom w:type="dxa" w:w="40"/>
-              <w:right w:type="dxa" w:w="100"/>
+              <w:top w:val="single" w:color="7F7F7F" w:sz="4"/>
+              <w:left w:val="single" w:color="7F7F7F" w:sz="4"/>
+              <w:bottom w:val="single" w:color="7F7F7F" w:sz="4"/>
+              <w:right w:val="single" w:color="7F7F7F" w:sz="4"/>
+            </w:tcBorders>
+            <w:shd w:fill="D9D9D9" w:val="clear"/>
+            <w:tcMar>
+              <w:top w:type="dxa" w:w="50"/>
+              <w:left w:type="dxa" w:w="120"/>
+              <w:bottom w:type="dxa" w:w="50"/>
+              <w:right w:type="dxa" w:w="120"/>
             </w:tcMar>
             <w:vAlign w:val="center"/>
           </w:tcPr>
@@ -1057,8 +1090,8 @@
                 <w:rFonts w:ascii="휴먼명조" w:cs="휴먼명조" w:eastAsia="휴먼명조" w:hAnsi="휴먼명조"/>
                 <w:b/>
                 <w:bCs/>
-                <w:sz w:val="28"/>
-                <w:szCs w:val="28"/>
+                <w:sz w:val="24"/>
+                <w:szCs w:val="24"/>
               </w:rPr>
               <w:t xml:space="preserve">소 속</w:t>
             </w:r>
@@ -1068,17 +1101,17 @@
           <w:tcPr>
             <w:tcW w:type="dxa" w:w="1500"/>
             <w:tcBorders>
-              <w:top w:val="single" w:color="888888" w:sz="4"/>
-              <w:left w:val="single" w:color="888888" w:sz="4"/>
-              <w:bottom w:val="single" w:color="888888" w:sz="4"/>
-              <w:right w:val="single" w:color="888888" w:sz="4"/>
-            </w:tcBorders>
-            <w:shd w:fill="F2F2F2" w:val="clear"/>
-            <w:tcMar>
-              <w:top w:type="dxa" w:w="40"/>
-              <w:left w:type="dxa" w:w="100"/>
-              <w:bottom w:type="dxa" w:w="40"/>
-              <w:right w:type="dxa" w:w="100"/>
+              <w:top w:val="single" w:color="7F7F7F" w:sz="4"/>
+              <w:left w:val="single" w:color="7F7F7F" w:sz="4"/>
+              <w:bottom w:val="single" w:color="7F7F7F" w:sz="4"/>
+              <w:right w:val="single" w:color="7F7F7F" w:sz="4"/>
+            </w:tcBorders>
+            <w:shd w:fill="D9D9D9" w:val="clear"/>
+            <w:tcMar>
+              <w:top w:type="dxa" w:w="50"/>
+              <w:left w:type="dxa" w:w="120"/>
+              <w:bottom w:type="dxa" w:w="50"/>
+              <w:right w:type="dxa" w:w="120"/>
             </w:tcMar>
             <w:vAlign w:val="center"/>
           </w:tcPr>
@@ -1092,8 +1125,8 @@
                 <w:rFonts w:ascii="휴먼명조" w:cs="휴먼명조" w:eastAsia="휴먼명조" w:hAnsi="휴먼명조"/>
                 <w:b/>
                 <w:bCs/>
-                <w:sz w:val="28"/>
-                <w:szCs w:val="28"/>
+                <w:sz w:val="24"/>
+                <w:szCs w:val="24"/>
               </w:rPr>
               <w:t xml:space="preserve">생년월일</w:t>
             </w:r>
@@ -1103,17 +1136,17 @@
           <w:tcPr>
             <w:tcW w:type="dxa" w:w="1600"/>
             <w:tcBorders>
-              <w:top w:val="single" w:color="888888" w:sz="4"/>
-              <w:left w:val="single" w:color="888888" w:sz="4"/>
-              <w:bottom w:val="single" w:color="888888" w:sz="4"/>
-              <w:right w:val="single" w:color="888888" w:sz="4"/>
-            </w:tcBorders>
-            <w:shd w:fill="F2F2F2" w:val="clear"/>
-            <w:tcMar>
-              <w:top w:type="dxa" w:w="40"/>
-              <w:left w:type="dxa" w:w="100"/>
-              <w:bottom w:type="dxa" w:w="40"/>
-              <w:right w:type="dxa" w:w="100"/>
+              <w:top w:val="single" w:color="7F7F7F" w:sz="4"/>
+              <w:left w:val="single" w:color="7F7F7F" w:sz="4"/>
+              <w:bottom w:val="single" w:color="7F7F7F" w:sz="4"/>
+              <w:right w:val="single" w:color="7F7F7F" w:sz="4"/>
+            </w:tcBorders>
+            <w:shd w:fill="D9D9D9" w:val="clear"/>
+            <w:tcMar>
+              <w:top w:type="dxa" w:w="50"/>
+              <w:left w:type="dxa" w:w="120"/>
+              <w:bottom w:type="dxa" w:w="50"/>
+              <w:right w:type="dxa" w:w="120"/>
             </w:tcMar>
             <w:vAlign w:val="center"/>
           </w:tcPr>
@@ -1127,8 +1160,8 @@
                 <w:rFonts w:ascii="휴먼명조" w:cs="휴먼명조" w:eastAsia="휴먼명조" w:hAnsi="휴먼명조"/>
                 <w:b/>
                 <w:bCs/>
-                <w:sz w:val="28"/>
-                <w:szCs w:val="28"/>
+                <w:sz w:val="24"/>
+                <w:szCs w:val="24"/>
               </w:rPr>
               <w:t xml:space="preserve">연락처</w:t>
             </w:r>
@@ -1136,19 +1169,19 @@
         </w:tc>
         <w:tc>
           <w:tcPr>
-            <w:tcW w:type="dxa" w:w="2178"/>
-            <w:tcBorders>
-              <w:top w:val="single" w:color="888888" w:sz="4"/>
-              <w:left w:val="single" w:color="888888" w:sz="4"/>
-              <w:bottom w:val="single" w:color="888888" w:sz="4"/>
-              <w:right w:val="single" w:color="888888" w:sz="4"/>
-            </w:tcBorders>
-            <w:shd w:fill="F2F2F2" w:val="clear"/>
-            <w:tcMar>
-              <w:top w:type="dxa" w:w="40"/>
-              <w:left w:type="dxa" w:w="100"/>
-              <w:bottom w:type="dxa" w:w="40"/>
-              <w:right w:type="dxa" w:w="100"/>
+            <w:tcW w:type="dxa" w:w="2518"/>
+            <w:tcBorders>
+              <w:top w:val="single" w:color="7F7F7F" w:sz="4"/>
+              <w:left w:val="single" w:color="7F7F7F" w:sz="4"/>
+              <w:bottom w:val="single" w:color="7F7F7F" w:sz="4"/>
+              <w:right w:val="single" w:color="7F7F7F" w:sz="4"/>
+            </w:tcBorders>
+            <w:shd w:fill="D9D9D9" w:val="clear"/>
+            <w:tcMar>
+              <w:top w:type="dxa" w:w="50"/>
+              <w:left w:type="dxa" w:w="120"/>
+              <w:bottom w:type="dxa" w:w="50"/>
+              <w:right w:type="dxa" w:w="120"/>
             </w:tcMar>
             <w:vAlign w:val="center"/>
           </w:tcPr>
@@ -1162,8 +1195,8 @@
                 <w:rFonts w:ascii="휴먼명조" w:cs="휴먼명조" w:eastAsia="휴먼명조" w:hAnsi="휴먼명조"/>
                 <w:b/>
                 <w:bCs/>
-                <w:sz w:val="28"/>
-                <w:szCs w:val="28"/>
+                <w:sz w:val="24"/>
+                <w:szCs w:val="24"/>
               </w:rPr>
               <w:t xml:space="preserve">이메일</w:t>
             </w:r>
@@ -1175,16 +1208,16 @@
           <w:tcPr>
             <w:tcW w:type="dxa" w:w="1000"/>
             <w:tcBorders>
-              <w:top w:val="single" w:color="888888" w:sz="4"/>
-              <w:left w:val="single" w:color="888888" w:sz="4"/>
-              <w:bottom w:val="single" w:color="888888" w:sz="4"/>
-              <w:right w:val="single" w:color="888888" w:sz="4"/>
-            </w:tcBorders>
-            <w:tcMar>
-              <w:top w:type="dxa" w:w="40"/>
-              <w:left w:type="dxa" w:w="100"/>
-              <w:bottom w:type="dxa" w:w="40"/>
-              <w:right w:type="dxa" w:w="100"/>
+              <w:top w:val="single" w:color="7F7F7F" w:sz="4"/>
+              <w:left w:val="single" w:color="7F7F7F" w:sz="4"/>
+              <w:bottom w:val="single" w:color="7F7F7F" w:sz="4"/>
+              <w:right w:val="single" w:color="7F7F7F" w:sz="4"/>
+            </w:tcBorders>
+            <w:tcMar>
+              <w:top w:type="dxa" w:w="50"/>
+              <w:left w:type="dxa" w:w="120"/>
+              <w:bottom w:type="dxa" w:w="50"/>
+              <w:right w:type="dxa" w:w="120"/>
             </w:tcMar>
             <w:vAlign w:val="center"/>
           </w:tcPr>
@@ -1207,22 +1240,23 @@
           <w:tcPr>
             <w:tcW w:type="dxa" w:w="1500"/>
             <w:tcBorders>
-              <w:top w:val="single" w:color="888888" w:sz="4"/>
-              <w:left w:val="single" w:color="888888" w:sz="4"/>
-              <w:bottom w:val="single" w:color="888888" w:sz="4"/>
-              <w:right w:val="single" w:color="888888" w:sz="4"/>
-            </w:tcBorders>
-            <w:tcMar>
-              <w:top w:type="dxa" w:w="40"/>
-              <w:left w:type="dxa" w:w="100"/>
-              <w:bottom w:type="dxa" w:w="40"/>
-              <w:right w:type="dxa" w:w="100"/>
-            </w:tcMar>
-            <w:vAlign w:val="center"/>
-          </w:tcPr>
-          <w:p>
-            <w:pPr>
-              <w:spacing w:line="384"/>
+              <w:top w:val="single" w:color="7F7F7F" w:sz="4"/>
+              <w:left w:val="single" w:color="7F7F7F" w:sz="4"/>
+              <w:bottom w:val="single" w:color="7F7F7F" w:sz="4"/>
+              <w:right w:val="single" w:color="7F7F7F" w:sz="4"/>
+            </w:tcBorders>
+            <w:tcMar>
+              <w:top w:type="dxa" w:w="50"/>
+              <w:left w:type="dxa" w:w="120"/>
+              <w:bottom w:type="dxa" w:w="50"/>
+              <w:right w:type="dxa" w:w="120"/>
+            </w:tcMar>
+            <w:vAlign w:val="center"/>
+          </w:tcPr>
+          <w:p>
+            <w:pPr>
+              <w:spacing w:line="384"/>
+              <w:jc w:val="both"/>
             </w:pPr>
             <w:r>
               <w:rPr>
@@ -1238,22 +1272,23 @@
           <w:tcPr>
             <w:tcW w:type="dxa" w:w="2200"/>
             <w:tcBorders>
-              <w:top w:val="single" w:color="888888" w:sz="4"/>
-              <w:left w:val="single" w:color="888888" w:sz="4"/>
-              <w:bottom w:val="single" w:color="888888" w:sz="4"/>
-              <w:right w:val="single" w:color="888888" w:sz="4"/>
-            </w:tcBorders>
-            <w:tcMar>
-              <w:top w:type="dxa" w:w="40"/>
-              <w:left w:type="dxa" w:w="100"/>
-              <w:bottom w:type="dxa" w:w="40"/>
-              <w:right w:type="dxa" w:w="100"/>
-            </w:tcMar>
-            <w:vAlign w:val="center"/>
-          </w:tcPr>
-          <w:p>
-            <w:pPr>
-              <w:spacing w:line="384"/>
+              <w:top w:val="single" w:color="7F7F7F" w:sz="4"/>
+              <w:left w:val="single" w:color="7F7F7F" w:sz="4"/>
+              <w:bottom w:val="single" w:color="7F7F7F" w:sz="4"/>
+              <w:right w:val="single" w:color="7F7F7F" w:sz="4"/>
+            </w:tcBorders>
+            <w:tcMar>
+              <w:top w:type="dxa" w:w="50"/>
+              <w:left w:type="dxa" w:w="120"/>
+              <w:bottom w:type="dxa" w:w="50"/>
+              <w:right w:type="dxa" w:w="120"/>
+            </w:tcMar>
+            <w:vAlign w:val="center"/>
+          </w:tcPr>
+          <w:p>
+            <w:pPr>
+              <w:spacing w:line="384"/>
+              <w:jc w:val="both"/>
             </w:pPr>
             <w:r>
               <w:rPr>
@@ -1269,22 +1304,23 @@
           <w:tcPr>
             <w:tcW w:type="dxa" w:w="1500"/>
             <w:tcBorders>
-              <w:top w:val="single" w:color="888888" w:sz="4"/>
-              <w:left w:val="single" w:color="888888" w:sz="4"/>
-              <w:bottom w:val="single" w:color="888888" w:sz="4"/>
-              <w:right w:val="single" w:color="888888" w:sz="4"/>
-            </w:tcBorders>
-            <w:tcMar>
-              <w:top w:type="dxa" w:w="40"/>
-              <w:left w:type="dxa" w:w="100"/>
-              <w:bottom w:type="dxa" w:w="40"/>
-              <w:right w:type="dxa" w:w="100"/>
-            </w:tcMar>
-            <w:vAlign w:val="center"/>
-          </w:tcPr>
-          <w:p>
-            <w:pPr>
-              <w:spacing w:line="384"/>
+              <w:top w:val="single" w:color="7F7F7F" w:sz="4"/>
+              <w:left w:val="single" w:color="7F7F7F" w:sz="4"/>
+              <w:bottom w:val="single" w:color="7F7F7F" w:sz="4"/>
+              <w:right w:val="single" w:color="7F7F7F" w:sz="4"/>
+            </w:tcBorders>
+            <w:tcMar>
+              <w:top w:type="dxa" w:w="50"/>
+              <w:left w:type="dxa" w:w="120"/>
+              <w:bottom w:type="dxa" w:w="50"/>
+              <w:right w:type="dxa" w:w="120"/>
+            </w:tcMar>
+            <w:vAlign w:val="center"/>
+          </w:tcPr>
+          <w:p>
+            <w:pPr>
+              <w:spacing w:line="384"/>
+              <w:jc w:val="both"/>
             </w:pPr>
             <w:r>
               <w:rPr>
@@ -1300,22 +1336,23 @@
           <w:tcPr>
             <w:tcW w:type="dxa" w:w="1600"/>
             <w:tcBorders>
-              <w:top w:val="single" w:color="888888" w:sz="4"/>
-              <w:left w:val="single" w:color="888888" w:sz="4"/>
-              <w:bottom w:val="single" w:color="888888" w:sz="4"/>
-              <w:right w:val="single" w:color="888888" w:sz="4"/>
-            </w:tcBorders>
-            <w:tcMar>
-              <w:top w:type="dxa" w:w="40"/>
-              <w:left w:type="dxa" w:w="100"/>
-              <w:bottom w:type="dxa" w:w="40"/>
-              <w:right w:type="dxa" w:w="100"/>
-            </w:tcMar>
-            <w:vAlign w:val="center"/>
-          </w:tcPr>
-          <w:p>
-            <w:pPr>
-              <w:spacing w:line="384"/>
+              <w:top w:val="single" w:color="7F7F7F" w:sz="4"/>
+              <w:left w:val="single" w:color="7F7F7F" w:sz="4"/>
+              <w:bottom w:val="single" w:color="7F7F7F" w:sz="4"/>
+              <w:right w:val="single" w:color="7F7F7F" w:sz="4"/>
+            </w:tcBorders>
+            <w:tcMar>
+              <w:top w:type="dxa" w:w="50"/>
+              <w:left w:type="dxa" w:w="120"/>
+              <w:bottom w:type="dxa" w:w="50"/>
+              <w:right w:type="dxa" w:w="120"/>
+            </w:tcMar>
+            <w:vAlign w:val="center"/>
+          </w:tcPr>
+          <w:p>
+            <w:pPr>
+              <w:spacing w:line="384"/>
+              <w:jc w:val="both"/>
             </w:pPr>
             <w:r>
               <w:rPr>
@@ -1329,24 +1366,25 @@
         </w:tc>
         <w:tc>
           <w:tcPr>
-            <w:tcW w:type="dxa" w:w="2178"/>
-            <w:tcBorders>
-              <w:top w:val="single" w:color="888888" w:sz="4"/>
-              <w:left w:val="single" w:color="888888" w:sz="4"/>
-              <w:bottom w:val="single" w:color="888888" w:sz="4"/>
-              <w:right w:val="single" w:color="888888" w:sz="4"/>
-            </w:tcBorders>
-            <w:tcMar>
-              <w:top w:type="dxa" w:w="40"/>
-              <w:left w:type="dxa" w:w="100"/>
-              <w:bottom w:type="dxa" w:w="40"/>
-              <w:right w:type="dxa" w:w="100"/>
-            </w:tcMar>
-            <w:vAlign w:val="center"/>
-          </w:tcPr>
-          <w:p>
-            <w:pPr>
-              <w:spacing w:line="384"/>
+            <w:tcW w:type="dxa" w:w="2518"/>
+            <w:tcBorders>
+              <w:top w:val="single" w:color="7F7F7F" w:sz="4"/>
+              <w:left w:val="single" w:color="7F7F7F" w:sz="4"/>
+              <w:bottom w:val="single" w:color="7F7F7F" w:sz="4"/>
+              <w:right w:val="single" w:color="7F7F7F" w:sz="4"/>
+            </w:tcBorders>
+            <w:tcMar>
+              <w:top w:type="dxa" w:w="50"/>
+              <w:left w:type="dxa" w:w="120"/>
+              <w:bottom w:type="dxa" w:w="50"/>
+              <w:right w:type="dxa" w:w="120"/>
+            </w:tcMar>
+            <w:vAlign w:val="center"/>
+          </w:tcPr>
+          <w:p>
+            <w:pPr>
+              <w:spacing w:line="384"/>
+              <w:jc w:val="both"/>
             </w:pPr>
             <w:r>
               <w:rPr>
@@ -1364,16 +1402,16 @@
           <w:tcPr>
             <w:tcW w:type="dxa" w:w="1000"/>
             <w:tcBorders>
-              <w:top w:val="single" w:color="888888" w:sz="4"/>
-              <w:left w:val="single" w:color="888888" w:sz="4"/>
-              <w:bottom w:val="single" w:color="888888" w:sz="4"/>
-              <w:right w:val="single" w:color="888888" w:sz="4"/>
-            </w:tcBorders>
-            <w:tcMar>
-              <w:top w:type="dxa" w:w="40"/>
-              <w:left w:type="dxa" w:w="100"/>
-              <w:bottom w:type="dxa" w:w="40"/>
-              <w:right w:type="dxa" w:w="100"/>
+              <w:top w:val="single" w:color="7F7F7F" w:sz="4"/>
+              <w:left w:val="single" w:color="7F7F7F" w:sz="4"/>
+              <w:bottom w:val="single" w:color="7F7F7F" w:sz="4"/>
+              <w:right w:val="single" w:color="7F7F7F" w:sz="4"/>
+            </w:tcBorders>
+            <w:tcMar>
+              <w:top w:type="dxa" w:w="50"/>
+              <w:left w:type="dxa" w:w="120"/>
+              <w:bottom w:type="dxa" w:w="50"/>
+              <w:right w:type="dxa" w:w="120"/>
             </w:tcMar>
             <w:vAlign w:val="center"/>
           </w:tcPr>
@@ -1396,22 +1434,23 @@
           <w:tcPr>
             <w:tcW w:type="dxa" w:w="1500"/>
             <w:tcBorders>
-              <w:top w:val="single" w:color="888888" w:sz="4"/>
-              <w:left w:val="single" w:color="888888" w:sz="4"/>
-              <w:bottom w:val="single" w:color="888888" w:sz="4"/>
-              <w:right w:val="single" w:color="888888" w:sz="4"/>
-            </w:tcBorders>
-            <w:tcMar>
-              <w:top w:type="dxa" w:w="40"/>
-              <w:left w:type="dxa" w:w="100"/>
-              <w:bottom w:type="dxa" w:w="40"/>
-              <w:right w:type="dxa" w:w="100"/>
-            </w:tcMar>
-            <w:vAlign w:val="center"/>
-          </w:tcPr>
-          <w:p>
-            <w:pPr>
-              <w:spacing w:line="384"/>
+              <w:top w:val="single" w:color="7F7F7F" w:sz="4"/>
+              <w:left w:val="single" w:color="7F7F7F" w:sz="4"/>
+              <w:bottom w:val="single" w:color="7F7F7F" w:sz="4"/>
+              <w:right w:val="single" w:color="7F7F7F" w:sz="4"/>
+            </w:tcBorders>
+            <w:tcMar>
+              <w:top w:type="dxa" w:w="50"/>
+              <w:left w:type="dxa" w:w="120"/>
+              <w:bottom w:type="dxa" w:w="50"/>
+              <w:right w:type="dxa" w:w="120"/>
+            </w:tcMar>
+            <w:vAlign w:val="center"/>
+          </w:tcPr>
+          <w:p>
+            <w:pPr>
+              <w:spacing w:line="384"/>
+              <w:jc w:val="both"/>
             </w:pPr>
             <w:r>
               <w:rPr>
@@ -1427,22 +1466,23 @@
           <w:tcPr>
             <w:tcW w:type="dxa" w:w="2200"/>
             <w:tcBorders>
-              <w:top w:val="single" w:color="888888" w:sz="4"/>
-              <w:left w:val="single" w:color="888888" w:sz="4"/>
-              <w:bottom w:val="single" w:color="888888" w:sz="4"/>
-              <w:right w:val="single" w:color="888888" w:sz="4"/>
-            </w:tcBorders>
-            <w:tcMar>
-              <w:top w:type="dxa" w:w="40"/>
-              <w:left w:type="dxa" w:w="100"/>
-              <w:bottom w:type="dxa" w:w="40"/>
-              <w:right w:type="dxa" w:w="100"/>
-            </w:tcMar>
-            <w:vAlign w:val="center"/>
-          </w:tcPr>
-          <w:p>
-            <w:pPr>
-              <w:spacing w:line="384"/>
+              <w:top w:val="single" w:color="7F7F7F" w:sz="4"/>
+              <w:left w:val="single" w:color="7F7F7F" w:sz="4"/>
+              <w:bottom w:val="single" w:color="7F7F7F" w:sz="4"/>
+              <w:right w:val="single" w:color="7F7F7F" w:sz="4"/>
+            </w:tcBorders>
+            <w:tcMar>
+              <w:top w:type="dxa" w:w="50"/>
+              <w:left w:type="dxa" w:w="120"/>
+              <w:bottom w:type="dxa" w:w="50"/>
+              <w:right w:type="dxa" w:w="120"/>
+            </w:tcMar>
+            <w:vAlign w:val="center"/>
+          </w:tcPr>
+          <w:p>
+            <w:pPr>
+              <w:spacing w:line="384"/>
+              <w:jc w:val="both"/>
             </w:pPr>
             <w:r>
               <w:rPr>
@@ -1458,22 +1498,23 @@
           <w:tcPr>
             <w:tcW w:type="dxa" w:w="1500"/>
             <w:tcBorders>
-              <w:top w:val="single" w:color="888888" w:sz="4"/>
-              <w:left w:val="single" w:color="888888" w:sz="4"/>
-              <w:bottom w:val="single" w:color="888888" w:sz="4"/>
-              <w:right w:val="single" w:color="888888" w:sz="4"/>
-            </w:tcBorders>
-            <w:tcMar>
-              <w:top w:type="dxa" w:w="40"/>
-              <w:left w:type="dxa" w:w="100"/>
-              <w:bottom w:type="dxa" w:w="40"/>
-              <w:right w:type="dxa" w:w="100"/>
-            </w:tcMar>
-            <w:vAlign w:val="center"/>
-          </w:tcPr>
-          <w:p>
-            <w:pPr>
-              <w:spacing w:line="384"/>
+              <w:top w:val="single" w:color="7F7F7F" w:sz="4"/>
+              <w:left w:val="single" w:color="7F7F7F" w:sz="4"/>
+              <w:bottom w:val="single" w:color="7F7F7F" w:sz="4"/>
+              <w:right w:val="single" w:color="7F7F7F" w:sz="4"/>
+            </w:tcBorders>
+            <w:tcMar>
+              <w:top w:type="dxa" w:w="50"/>
+              <w:left w:type="dxa" w:w="120"/>
+              <w:bottom w:type="dxa" w:w="50"/>
+              <w:right w:type="dxa" w:w="120"/>
+            </w:tcMar>
+            <w:vAlign w:val="center"/>
+          </w:tcPr>
+          <w:p>
+            <w:pPr>
+              <w:spacing w:line="384"/>
+              <w:jc w:val="both"/>
             </w:pPr>
             <w:r>
               <w:rPr>
@@ -1489,22 +1530,23 @@
           <w:tcPr>
             <w:tcW w:type="dxa" w:w="1600"/>
             <w:tcBorders>
-              <w:top w:val="single" w:color="888888" w:sz="4"/>
-              <w:left w:val="single" w:color="888888" w:sz="4"/>
-              <w:bottom w:val="single" w:color="888888" w:sz="4"/>
-              <w:right w:val="single" w:color="888888" w:sz="4"/>
-            </w:tcBorders>
-            <w:tcMar>
-              <w:top w:type="dxa" w:w="40"/>
-              <w:left w:type="dxa" w:w="100"/>
-              <w:bottom w:type="dxa" w:w="40"/>
-              <w:right w:type="dxa" w:w="100"/>
-            </w:tcMar>
-            <w:vAlign w:val="center"/>
-          </w:tcPr>
-          <w:p>
-            <w:pPr>
-              <w:spacing w:line="384"/>
+              <w:top w:val="single" w:color="7F7F7F" w:sz="4"/>
+              <w:left w:val="single" w:color="7F7F7F" w:sz="4"/>
+              <w:bottom w:val="single" w:color="7F7F7F" w:sz="4"/>
+              <w:right w:val="single" w:color="7F7F7F" w:sz="4"/>
+            </w:tcBorders>
+            <w:tcMar>
+              <w:top w:type="dxa" w:w="50"/>
+              <w:left w:type="dxa" w:w="120"/>
+              <w:bottom w:type="dxa" w:w="50"/>
+              <w:right w:type="dxa" w:w="120"/>
+            </w:tcMar>
+            <w:vAlign w:val="center"/>
+          </w:tcPr>
+          <w:p>
+            <w:pPr>
+              <w:spacing w:line="384"/>
+              <w:jc w:val="both"/>
             </w:pPr>
             <w:r>
               <w:rPr>
@@ -1518,24 +1560,25 @@
         </w:tc>
         <w:tc>
           <w:tcPr>
-            <w:tcW w:type="dxa" w:w="2178"/>
-            <w:tcBorders>
-              <w:top w:val="single" w:color="888888" w:sz="4"/>
-              <w:left w:val="single" w:color="888888" w:sz="4"/>
-              <w:bottom w:val="single" w:color="888888" w:sz="4"/>
-              <w:right w:val="single" w:color="888888" w:sz="4"/>
-            </w:tcBorders>
-            <w:tcMar>
-              <w:top w:type="dxa" w:w="40"/>
-              <w:left w:type="dxa" w:w="100"/>
-              <w:bottom w:type="dxa" w:w="40"/>
-              <w:right w:type="dxa" w:w="100"/>
-            </w:tcMar>
-            <w:vAlign w:val="center"/>
-          </w:tcPr>
-          <w:p>
-            <w:pPr>
-              <w:spacing w:line="384"/>
+            <w:tcW w:type="dxa" w:w="2518"/>
+            <w:tcBorders>
+              <w:top w:val="single" w:color="7F7F7F" w:sz="4"/>
+              <w:left w:val="single" w:color="7F7F7F" w:sz="4"/>
+              <w:bottom w:val="single" w:color="7F7F7F" w:sz="4"/>
+              <w:right w:val="single" w:color="7F7F7F" w:sz="4"/>
+            </w:tcBorders>
+            <w:tcMar>
+              <w:top w:type="dxa" w:w="50"/>
+              <w:left w:type="dxa" w:w="120"/>
+              <w:bottom w:type="dxa" w:w="50"/>
+              <w:right w:type="dxa" w:w="120"/>
+            </w:tcMar>
+            <w:vAlign w:val="center"/>
+          </w:tcPr>
+          <w:p>
+            <w:pPr>
+              <w:spacing w:line="384"/>
+              <w:jc w:val="both"/>
             </w:pPr>
             <w:r>
               <w:rPr>
@@ -1553,16 +1596,16 @@
           <w:tcPr>
             <w:tcW w:type="dxa" w:w="1000"/>
             <w:tcBorders>
-              <w:top w:val="single" w:color="888888" w:sz="4"/>
-              <w:left w:val="single" w:color="888888" w:sz="4"/>
-              <w:bottom w:val="single" w:color="888888" w:sz="4"/>
-              <w:right w:val="single" w:color="888888" w:sz="4"/>
-            </w:tcBorders>
-            <w:tcMar>
-              <w:top w:type="dxa" w:w="40"/>
-              <w:left w:type="dxa" w:w="100"/>
-              <w:bottom w:type="dxa" w:w="40"/>
-              <w:right w:type="dxa" w:w="100"/>
+              <w:top w:val="single" w:color="7F7F7F" w:sz="4"/>
+              <w:left w:val="single" w:color="7F7F7F" w:sz="4"/>
+              <w:bottom w:val="single" w:color="7F7F7F" w:sz="4"/>
+              <w:right w:val="single" w:color="7F7F7F" w:sz="4"/>
+            </w:tcBorders>
+            <w:tcMar>
+              <w:top w:type="dxa" w:w="50"/>
+              <w:left w:type="dxa" w:w="120"/>
+              <w:bottom w:type="dxa" w:w="50"/>
+              <w:right w:type="dxa" w:w="120"/>
             </w:tcMar>
             <w:vAlign w:val="center"/>
           </w:tcPr>
@@ -1585,22 +1628,23 @@
           <w:tcPr>
             <w:tcW w:type="dxa" w:w="1500"/>
             <w:tcBorders>
-              <w:top w:val="single" w:color="888888" w:sz="4"/>
-              <w:left w:val="single" w:color="888888" w:sz="4"/>
-              <w:bottom w:val="single" w:color="888888" w:sz="4"/>
-              <w:right w:val="single" w:color="888888" w:sz="4"/>
-            </w:tcBorders>
-            <w:tcMar>
-              <w:top w:type="dxa" w:w="40"/>
-              <w:left w:type="dxa" w:w="100"/>
-              <w:bottom w:type="dxa" w:w="40"/>
-              <w:right w:type="dxa" w:w="100"/>
-            </w:tcMar>
-            <w:vAlign w:val="center"/>
-          </w:tcPr>
-          <w:p>
-            <w:pPr>
-              <w:spacing w:line="384"/>
+              <w:top w:val="single" w:color="7F7F7F" w:sz="4"/>
+              <w:left w:val="single" w:color="7F7F7F" w:sz="4"/>
+              <w:bottom w:val="single" w:color="7F7F7F" w:sz="4"/>
+              <w:right w:val="single" w:color="7F7F7F" w:sz="4"/>
+            </w:tcBorders>
+            <w:tcMar>
+              <w:top w:type="dxa" w:w="50"/>
+              <w:left w:type="dxa" w:w="120"/>
+              <w:bottom w:type="dxa" w:w="50"/>
+              <w:right w:type="dxa" w:w="120"/>
+            </w:tcMar>
+            <w:vAlign w:val="center"/>
+          </w:tcPr>
+          <w:p>
+            <w:pPr>
+              <w:spacing w:line="384"/>
+              <w:jc w:val="both"/>
             </w:pPr>
             <w:r>
               <w:rPr>
@@ -1616,22 +1660,23 @@
           <w:tcPr>
             <w:tcW w:type="dxa" w:w="2200"/>
             <w:tcBorders>
-              <w:top w:val="single" w:color="888888" w:sz="4"/>
-              <w:left w:val="single" w:color="888888" w:sz="4"/>
-              <w:bottom w:val="single" w:color="888888" w:sz="4"/>
-              <w:right w:val="single" w:color="888888" w:sz="4"/>
-            </w:tcBorders>
-            <w:tcMar>
-              <w:top w:type="dxa" w:w="40"/>
-              <w:left w:type="dxa" w:w="100"/>
-              <w:bottom w:type="dxa" w:w="40"/>
-              <w:right w:type="dxa" w:w="100"/>
-            </w:tcMar>
-            <w:vAlign w:val="center"/>
-          </w:tcPr>
-          <w:p>
-            <w:pPr>
-              <w:spacing w:line="384"/>
+              <w:top w:val="single" w:color="7F7F7F" w:sz="4"/>
+              <w:left w:val="single" w:color="7F7F7F" w:sz="4"/>
+              <w:bottom w:val="single" w:color="7F7F7F" w:sz="4"/>
+              <w:right w:val="single" w:color="7F7F7F" w:sz="4"/>
+            </w:tcBorders>
+            <w:tcMar>
+              <w:top w:type="dxa" w:w="50"/>
+              <w:left w:type="dxa" w:w="120"/>
+              <w:bottom w:type="dxa" w:w="50"/>
+              <w:right w:type="dxa" w:w="120"/>
+            </w:tcMar>
+            <w:vAlign w:val="center"/>
+          </w:tcPr>
+          <w:p>
+            <w:pPr>
+              <w:spacing w:line="384"/>
+              <w:jc w:val="both"/>
             </w:pPr>
             <w:r>
               <w:rPr>
@@ -1647,22 +1692,23 @@
           <w:tcPr>
             <w:tcW w:type="dxa" w:w="1500"/>
             <w:tcBorders>
-              <w:top w:val="single" w:color="888888" w:sz="4"/>
-              <w:left w:val="single" w:color="888888" w:sz="4"/>
-              <w:bottom w:val="single" w:color="888888" w:sz="4"/>
-              <w:right w:val="single" w:color="888888" w:sz="4"/>
-            </w:tcBorders>
-            <w:tcMar>
-              <w:top w:type="dxa" w:w="40"/>
-              <w:left w:type="dxa" w:w="100"/>
-              <w:bottom w:type="dxa" w:w="40"/>
-              <w:right w:type="dxa" w:w="100"/>
-            </w:tcMar>
-            <w:vAlign w:val="center"/>
-          </w:tcPr>
-          <w:p>
-            <w:pPr>
-              <w:spacing w:line="384"/>
+              <w:top w:val="single" w:color="7F7F7F" w:sz="4"/>
+              <w:left w:val="single" w:color="7F7F7F" w:sz="4"/>
+              <w:bottom w:val="single" w:color="7F7F7F" w:sz="4"/>
+              <w:right w:val="single" w:color="7F7F7F" w:sz="4"/>
+            </w:tcBorders>
+            <w:tcMar>
+              <w:top w:type="dxa" w:w="50"/>
+              <w:left w:type="dxa" w:w="120"/>
+              <w:bottom w:type="dxa" w:w="50"/>
+              <w:right w:type="dxa" w:w="120"/>
+            </w:tcMar>
+            <w:vAlign w:val="center"/>
+          </w:tcPr>
+          <w:p>
+            <w:pPr>
+              <w:spacing w:line="384"/>
+              <w:jc w:val="both"/>
             </w:pPr>
             <w:r>
               <w:rPr>
@@ -1678,22 +1724,23 @@
           <w:tcPr>
             <w:tcW w:type="dxa" w:w="1600"/>
             <w:tcBorders>
-              <w:top w:val="single" w:color="888888" w:sz="4"/>
-              <w:left w:val="single" w:color="888888" w:sz="4"/>
-              <w:bottom w:val="single" w:color="888888" w:sz="4"/>
-              <w:right w:val="single" w:color="888888" w:sz="4"/>
-            </w:tcBorders>
-            <w:tcMar>
-              <w:top w:type="dxa" w:w="40"/>
-              <w:left w:type="dxa" w:w="100"/>
-              <w:bottom w:type="dxa" w:w="40"/>
-              <w:right w:type="dxa" w:w="100"/>
-            </w:tcMar>
-            <w:vAlign w:val="center"/>
-          </w:tcPr>
-          <w:p>
-            <w:pPr>
-              <w:spacing w:line="384"/>
+              <w:top w:val="single" w:color="7F7F7F" w:sz="4"/>
+              <w:left w:val="single" w:color="7F7F7F" w:sz="4"/>
+              <w:bottom w:val="single" w:color="7F7F7F" w:sz="4"/>
+              <w:right w:val="single" w:color="7F7F7F" w:sz="4"/>
+            </w:tcBorders>
+            <w:tcMar>
+              <w:top w:type="dxa" w:w="50"/>
+              <w:left w:type="dxa" w:w="120"/>
+              <w:bottom w:type="dxa" w:w="50"/>
+              <w:right w:type="dxa" w:w="120"/>
+            </w:tcMar>
+            <w:vAlign w:val="center"/>
+          </w:tcPr>
+          <w:p>
+            <w:pPr>
+              <w:spacing w:line="384"/>
+              <w:jc w:val="both"/>
             </w:pPr>
             <w:r>
               <w:rPr>
@@ -1707,24 +1754,25 @@
         </w:tc>
         <w:tc>
           <w:tcPr>
-            <w:tcW w:type="dxa" w:w="2178"/>
-            <w:tcBorders>
-              <w:top w:val="single" w:color="888888" w:sz="4"/>
-              <w:left w:val="single" w:color="888888" w:sz="4"/>
-              <w:bottom w:val="single" w:color="888888" w:sz="4"/>
-              <w:right w:val="single" w:color="888888" w:sz="4"/>
-            </w:tcBorders>
-            <w:tcMar>
-              <w:top w:type="dxa" w:w="40"/>
-              <w:left w:type="dxa" w:w="100"/>
-              <w:bottom w:type="dxa" w:w="40"/>
-              <w:right w:type="dxa" w:w="100"/>
-            </w:tcMar>
-            <w:vAlign w:val="center"/>
-          </w:tcPr>
-          <w:p>
-            <w:pPr>
-              <w:spacing w:line="384"/>
+            <w:tcW w:type="dxa" w:w="2518"/>
+            <w:tcBorders>
+              <w:top w:val="single" w:color="7F7F7F" w:sz="4"/>
+              <w:left w:val="single" w:color="7F7F7F" w:sz="4"/>
+              <w:bottom w:val="single" w:color="7F7F7F" w:sz="4"/>
+              <w:right w:val="single" w:color="7F7F7F" w:sz="4"/>
+            </w:tcBorders>
+            <w:tcMar>
+              <w:top w:type="dxa" w:w="50"/>
+              <w:left w:type="dxa" w:w="120"/>
+              <w:bottom w:type="dxa" w:w="50"/>
+              <w:right w:type="dxa" w:w="120"/>
+            </w:tcMar>
+            <w:vAlign w:val="center"/>
+          </w:tcPr>
+          <w:p>
+            <w:pPr>
+              <w:spacing w:line="384"/>
+              <w:jc w:val="both"/>
             </w:pPr>
             <w:r>
               <w:rPr>
@@ -1742,16 +1790,16 @@
           <w:tcPr>
             <w:tcW w:type="dxa" w:w="1000"/>
             <w:tcBorders>
-              <w:top w:val="single" w:color="888888" w:sz="4"/>
-              <w:left w:val="single" w:color="888888" w:sz="4"/>
-              <w:bottom w:val="single" w:color="888888" w:sz="4"/>
-              <w:right w:val="single" w:color="888888" w:sz="4"/>
-            </w:tcBorders>
-            <w:tcMar>
-              <w:top w:type="dxa" w:w="40"/>
-              <w:left w:type="dxa" w:w="100"/>
-              <w:bottom w:type="dxa" w:w="40"/>
-              <w:right w:type="dxa" w:w="100"/>
+              <w:top w:val="single" w:color="7F7F7F" w:sz="4"/>
+              <w:left w:val="single" w:color="7F7F7F" w:sz="4"/>
+              <w:bottom w:val="single" w:color="7F7F7F" w:sz="4"/>
+              <w:right w:val="single" w:color="7F7F7F" w:sz="4"/>
+            </w:tcBorders>
+            <w:tcMar>
+              <w:top w:type="dxa" w:w="50"/>
+              <w:left w:type="dxa" w:w="120"/>
+              <w:bottom w:type="dxa" w:w="50"/>
+              <w:right w:type="dxa" w:w="120"/>
             </w:tcMar>
             <w:vAlign w:val="center"/>
           </w:tcPr>
@@ -1774,22 +1822,23 @@
           <w:tcPr>
             <w:tcW w:type="dxa" w:w="1500"/>
             <w:tcBorders>
-              <w:top w:val="single" w:color="888888" w:sz="4"/>
-              <w:left w:val="single" w:color="888888" w:sz="4"/>
-              <w:bottom w:val="single" w:color="888888" w:sz="4"/>
-              <w:right w:val="single" w:color="888888" w:sz="4"/>
-            </w:tcBorders>
-            <w:tcMar>
-              <w:top w:type="dxa" w:w="40"/>
-              <w:left w:type="dxa" w:w="100"/>
-              <w:bottom w:type="dxa" w:w="40"/>
-              <w:right w:type="dxa" w:w="100"/>
-            </w:tcMar>
-            <w:vAlign w:val="center"/>
-          </w:tcPr>
-          <w:p>
-            <w:pPr>
-              <w:spacing w:line="384"/>
+              <w:top w:val="single" w:color="7F7F7F" w:sz="4"/>
+              <w:left w:val="single" w:color="7F7F7F" w:sz="4"/>
+              <w:bottom w:val="single" w:color="7F7F7F" w:sz="4"/>
+              <w:right w:val="single" w:color="7F7F7F" w:sz="4"/>
+            </w:tcBorders>
+            <w:tcMar>
+              <w:top w:type="dxa" w:w="50"/>
+              <w:left w:type="dxa" w:w="120"/>
+              <w:bottom w:type="dxa" w:w="50"/>
+              <w:right w:type="dxa" w:w="120"/>
+            </w:tcMar>
+            <w:vAlign w:val="center"/>
+          </w:tcPr>
+          <w:p>
+            <w:pPr>
+              <w:spacing w:line="384"/>
+              <w:jc w:val="both"/>
             </w:pPr>
             <w:r>
               <w:rPr>
@@ -1805,22 +1854,23 @@
           <w:tcPr>
             <w:tcW w:type="dxa" w:w="2200"/>
             <w:tcBorders>
-              <w:top w:val="single" w:color="888888" w:sz="4"/>
-              <w:left w:val="single" w:color="888888" w:sz="4"/>
-              <w:bottom w:val="single" w:color="888888" w:sz="4"/>
-              <w:right w:val="single" w:color="888888" w:sz="4"/>
-            </w:tcBorders>
-            <w:tcMar>
-              <w:top w:type="dxa" w:w="40"/>
-              <w:left w:type="dxa" w:w="100"/>
-              <w:bottom w:type="dxa" w:w="40"/>
-              <w:right w:type="dxa" w:w="100"/>
-            </w:tcMar>
-            <w:vAlign w:val="center"/>
-          </w:tcPr>
-          <w:p>
-            <w:pPr>
-              <w:spacing w:line="384"/>
+              <w:top w:val="single" w:color="7F7F7F" w:sz="4"/>
+              <w:left w:val="single" w:color="7F7F7F" w:sz="4"/>
+              <w:bottom w:val="single" w:color="7F7F7F" w:sz="4"/>
+              <w:right w:val="single" w:color="7F7F7F" w:sz="4"/>
+            </w:tcBorders>
+            <w:tcMar>
+              <w:top w:type="dxa" w:w="50"/>
+              <w:left w:type="dxa" w:w="120"/>
+              <w:bottom w:type="dxa" w:w="50"/>
+              <w:right w:type="dxa" w:w="120"/>
+            </w:tcMar>
+            <w:vAlign w:val="center"/>
+          </w:tcPr>
+          <w:p>
+            <w:pPr>
+              <w:spacing w:line="384"/>
+              <w:jc w:val="both"/>
             </w:pPr>
             <w:r>
               <w:rPr>
@@ -1836,22 +1886,23 @@
           <w:tcPr>
             <w:tcW w:type="dxa" w:w="1500"/>
             <w:tcBorders>
-              <w:top w:val="single" w:color="888888" w:sz="4"/>
-              <w:left w:val="single" w:color="888888" w:sz="4"/>
-              <w:bottom w:val="single" w:color="888888" w:sz="4"/>
-              <w:right w:val="single" w:color="888888" w:sz="4"/>
-            </w:tcBorders>
-            <w:tcMar>
-              <w:top w:type="dxa" w:w="40"/>
-              <w:left w:type="dxa" w:w="100"/>
-              <w:bottom w:type="dxa" w:w="40"/>
-              <w:right w:type="dxa" w:w="100"/>
-            </w:tcMar>
-            <w:vAlign w:val="center"/>
-          </w:tcPr>
-          <w:p>
-            <w:pPr>
-              <w:spacing w:line="384"/>
+              <w:top w:val="single" w:color="7F7F7F" w:sz="4"/>
+              <w:left w:val="single" w:color="7F7F7F" w:sz="4"/>
+              <w:bottom w:val="single" w:color="7F7F7F" w:sz="4"/>
+              <w:right w:val="single" w:color="7F7F7F" w:sz="4"/>
+            </w:tcBorders>
+            <w:tcMar>
+              <w:top w:type="dxa" w:w="50"/>
+              <w:left w:type="dxa" w:w="120"/>
+              <w:bottom w:type="dxa" w:w="50"/>
+              <w:right w:type="dxa" w:w="120"/>
+            </w:tcMar>
+            <w:vAlign w:val="center"/>
+          </w:tcPr>
+          <w:p>
+            <w:pPr>
+              <w:spacing w:line="384"/>
+              <w:jc w:val="both"/>
             </w:pPr>
             <w:r>
               <w:rPr>
@@ -1867,22 +1918,23 @@
           <w:tcPr>
             <w:tcW w:type="dxa" w:w="1600"/>
             <w:tcBorders>
-              <w:top w:val="single" w:color="888888" w:sz="4"/>
-              <w:left w:val="single" w:color="888888" w:sz="4"/>
-              <w:bottom w:val="single" w:color="888888" w:sz="4"/>
-              <w:right w:val="single" w:color="888888" w:sz="4"/>
-            </w:tcBorders>
-            <w:tcMar>
-              <w:top w:type="dxa" w:w="40"/>
-              <w:left w:type="dxa" w:w="100"/>
-              <w:bottom w:type="dxa" w:w="40"/>
-              <w:right w:type="dxa" w:w="100"/>
-            </w:tcMar>
-            <w:vAlign w:val="center"/>
-          </w:tcPr>
-          <w:p>
-            <w:pPr>
-              <w:spacing w:line="384"/>
+              <w:top w:val="single" w:color="7F7F7F" w:sz="4"/>
+              <w:left w:val="single" w:color="7F7F7F" w:sz="4"/>
+              <w:bottom w:val="single" w:color="7F7F7F" w:sz="4"/>
+              <w:right w:val="single" w:color="7F7F7F" w:sz="4"/>
+            </w:tcBorders>
+            <w:tcMar>
+              <w:top w:type="dxa" w:w="50"/>
+              <w:left w:type="dxa" w:w="120"/>
+              <w:bottom w:type="dxa" w:w="50"/>
+              <w:right w:type="dxa" w:w="120"/>
+            </w:tcMar>
+            <w:vAlign w:val="center"/>
+          </w:tcPr>
+          <w:p>
+            <w:pPr>
+              <w:spacing w:line="384"/>
+              <w:jc w:val="both"/>
             </w:pPr>
             <w:r>
               <w:rPr>
@@ -1896,24 +1948,25 @@
         </w:tc>
         <w:tc>
           <w:tcPr>
-            <w:tcW w:type="dxa" w:w="2178"/>
-            <w:tcBorders>
-              <w:top w:val="single" w:color="888888" w:sz="4"/>
-              <w:left w:val="single" w:color="888888" w:sz="4"/>
-              <w:bottom w:val="single" w:color="888888" w:sz="4"/>
-              <w:right w:val="single" w:color="888888" w:sz="4"/>
-            </w:tcBorders>
-            <w:tcMar>
-              <w:top w:type="dxa" w:w="40"/>
-              <w:left w:type="dxa" w:w="100"/>
-              <w:bottom w:type="dxa" w:w="40"/>
-              <w:right w:type="dxa" w:w="100"/>
-            </w:tcMar>
-            <w:vAlign w:val="center"/>
-          </w:tcPr>
-          <w:p>
-            <w:pPr>
-              <w:spacing w:line="384"/>
+            <w:tcW w:type="dxa" w:w="2518"/>
+            <w:tcBorders>
+              <w:top w:val="single" w:color="7F7F7F" w:sz="4"/>
+              <w:left w:val="single" w:color="7F7F7F" w:sz="4"/>
+              <w:bottom w:val="single" w:color="7F7F7F" w:sz="4"/>
+              <w:right w:val="single" w:color="7F7F7F" w:sz="4"/>
+            </w:tcBorders>
+            <w:tcMar>
+              <w:top w:type="dxa" w:w="50"/>
+              <w:left w:type="dxa" w:w="120"/>
+              <w:bottom w:type="dxa" w:w="50"/>
+              <w:right w:type="dxa" w:w="120"/>
+            </w:tcMar>
+            <w:vAlign w:val="center"/>
+          </w:tcPr>
+          <w:p>
+            <w:pPr>
+              <w:spacing w:line="384"/>
+              <w:jc w:val="both"/>
             </w:pPr>
             <w:r>
               <w:rPr>
@@ -1935,6 +1988,7 @@
     <w:p>
       <w:pPr>
         <w:spacing w:after="40" w:before="80" w:line="384"/>
+        <w:jc w:val="both"/>
       </w:pPr>
       <w:r>
         <w:rPr>
@@ -1950,6 +2004,7 @@
     <w:p>
       <w:pPr>
         <w:spacing w:after="0" w:before="0" w:line="384"/>
+        <w:jc w:val="both"/>
       </w:pPr>
       <w:r>
         <w:rPr>
@@ -1963,6 +2018,7 @@
     <w:p>
       <w:pPr>
         <w:spacing w:after="0" w:before="0" w:line="384"/>
+        <w:jc w:val="both"/>
       </w:pPr>
       <w:r>
         <w:rPr>
@@ -1976,6 +2032,7 @@
     <w:p>
       <w:pPr>
         <w:spacing w:after="0" w:before="0" w:line="384"/>
+        <w:jc w:val="both"/>
       </w:pPr>
       <w:r>
         <w:rPr>
@@ -1989,6 +2046,7 @@
     <w:p>
       <w:pPr>
         <w:spacing w:after="0" w:before="0" w:line="384"/>
+        <w:jc w:val="both"/>
       </w:pPr>
       <w:r>
         <w:rPr>
@@ -2002,6 +2060,7 @@
     <w:p>
       <w:pPr>
         <w:spacing w:after="0" w:before="0" w:line="384"/>
+        <w:jc w:val="both"/>
       </w:pPr>
       <w:r>
         <w:rPr>
@@ -2015,6 +2074,7 @@
     <w:p>
       <w:pPr>
         <w:spacing w:after="0" w:before="0" w:line="384"/>
+        <w:jc w:val="both"/>
       </w:pPr>
       <w:r>
         <w:rPr>
@@ -2028,6 +2088,7 @@
     <w:p>
       <w:pPr>
         <w:spacing w:after="0" w:before="80" w:line="384"/>
+        <w:jc w:val="both"/>
       </w:pPr>
       <w:r>
         <w:rPr>
@@ -2094,7 +2155,7 @@
     </w:p>
     <w:sectPr>
       <w:pgSz w:w="11906" w:h="16838" w:orient="portrait"/>
-      <w:pgMar w:top="964" w:right="964" w:bottom="964" w:left="964" w:header="708" w:footer="708" w:gutter="0"/>
+      <w:pgMar w:top="794" w:right="794" w:bottom="794" w:left="794" w:header="708" w:footer="708" w:gutter="0"/>
       <w:pgNumType/>
       <w:docGrid w:linePitch="360"/>
     </w:sectPr>
@@ -2274,7 +2335,7 @@
       <w:lvlText w:val="·"/>
       <w:lvlJc w:val="left"/>
       <w:pPr>
-        <w:ind w:left="340" w:hanging="200"/>
+        <w:ind w:left="300" w:hanging="190"/>
       </w:pPr>
       <w:rPr>
         <w:rFonts w:ascii="휴먼명조" w:cs="휴먼명조" w:eastAsia="휴먼명조" w:hAnsi="휴먼명조"/>

--- a/제출서류/서식1_참가신청서_고향잇기.docx
+++ b/제출서류/서식1_참가신청서_고향잇기.docx
@@ -34,7 +34,7 @@
     </w:p>
     <w:tbl>
       <w:tblPr>
-        <w:tblW w:type="dxa" w:w="10318"/>
+        <w:tblW w:type="dxa" w:w="10432"/>
         <w:tblBorders>
           <w:top w:val="single" w:color="auto" w:sz="4"/>
           <w:left w:val="single" w:color="auto" w:sz="4"/>
@@ -46,7 +46,7 @@
       </w:tblPr>
       <w:tblGrid>
         <w:gridCol w:w="1700"/>
-        <w:gridCol w:w="8618"/>
+        <w:gridCol w:w="8732"/>
       </w:tblGrid>
       <w:tr>
         <w:tc>
@@ -60,10 +60,10 @@
             </w:tcBorders>
             <w:shd w:fill="315F97" w:val="clear"/>
             <w:tcMar>
-              <w:top w:type="dxa" w:w="50"/>
-              <w:left w:type="dxa" w:w="120"/>
-              <w:bottom w:type="dxa" w:w="50"/>
-              <w:right w:type="dxa" w:w="120"/>
+              <w:top w:type="dxa" w:w="16"/>
+              <w:left w:type="dxa" w:w="64"/>
+              <w:bottom w:type="dxa" w:w="16"/>
+              <w:right w:type="dxa" w:w="64"/>
             </w:tcMar>
             <w:vAlign w:val="center"/>
           </w:tcPr>
@@ -87,18 +87,18 @@
         </w:tc>
         <w:tc>
           <w:tcPr>
-            <w:tcW w:type="dxa" w:w="8618"/>
-            <w:tcBorders>
-              <w:top w:val="single" w:color="7F7F7F" w:sz="4"/>
-              <w:left w:val="single" w:color="7F7F7F" w:sz="4"/>
-              <w:bottom w:val="single" w:color="7F7F7F" w:sz="4"/>
-              <w:right w:val="single" w:color="7F7F7F" w:sz="4"/>
-            </w:tcBorders>
-            <w:tcMar>
-              <w:top w:type="dxa" w:w="50"/>
-              <w:left w:type="dxa" w:w="120"/>
-              <w:bottom w:type="dxa" w:w="50"/>
-              <w:right w:type="dxa" w:w="120"/>
+            <w:tcW w:type="dxa" w:w="8732"/>
+            <w:tcBorders>
+              <w:top w:val="single" w:color="7F7F7F" w:sz="4"/>
+              <w:left w:val="single" w:color="7F7F7F" w:sz="4"/>
+              <w:bottom w:val="single" w:color="7F7F7F" w:sz="4"/>
+              <w:right w:val="single" w:color="7F7F7F" w:sz="4"/>
+            </w:tcBorders>
+            <w:tcMar>
+              <w:top w:type="dxa" w:w="16"/>
+              <w:left w:type="dxa" w:w="64"/>
+              <w:bottom w:type="dxa" w:w="16"/>
+              <w:right w:type="dxa" w:w="64"/>
             </w:tcMar>
             <w:vAlign w:val="center"/>
           </w:tcPr>
@@ -130,10 +130,10 @@
             </w:tcBorders>
             <w:shd w:fill="315F97" w:val="clear"/>
             <w:tcMar>
-              <w:top w:type="dxa" w:w="50"/>
-              <w:left w:type="dxa" w:w="120"/>
-              <w:bottom w:type="dxa" w:w="50"/>
-              <w:right w:type="dxa" w:w="120"/>
+              <w:top w:type="dxa" w:w="16"/>
+              <w:left w:type="dxa" w:w="64"/>
+              <w:bottom w:type="dxa" w:w="16"/>
+              <w:right w:type="dxa" w:w="64"/>
             </w:tcMar>
             <w:vAlign w:val="center"/>
           </w:tcPr>
@@ -157,18 +157,18 @@
         </w:tc>
         <w:tc>
           <w:tcPr>
-            <w:tcW w:type="dxa" w:w="8618"/>
-            <w:tcBorders>
-              <w:top w:val="single" w:color="7F7F7F" w:sz="4"/>
-              <w:left w:val="single" w:color="7F7F7F" w:sz="4"/>
-              <w:bottom w:val="single" w:color="7F7F7F" w:sz="4"/>
-              <w:right w:val="single" w:color="7F7F7F" w:sz="4"/>
-            </w:tcBorders>
-            <w:tcMar>
-              <w:top w:type="dxa" w:w="50"/>
-              <w:left w:type="dxa" w:w="120"/>
-              <w:bottom w:type="dxa" w:w="50"/>
-              <w:right w:type="dxa" w:w="120"/>
+            <w:tcW w:type="dxa" w:w="8732"/>
+            <w:tcBorders>
+              <w:top w:val="single" w:color="7F7F7F" w:sz="4"/>
+              <w:left w:val="single" w:color="7F7F7F" w:sz="4"/>
+              <w:bottom w:val="single" w:color="7F7F7F" w:sz="4"/>
+              <w:right w:val="single" w:color="7F7F7F" w:sz="4"/>
+            </w:tcBorders>
+            <w:tcMar>
+              <w:top w:type="dxa" w:w="16"/>
+              <w:left w:type="dxa" w:w="64"/>
+              <w:bottom w:type="dxa" w:w="16"/>
+              <w:right w:type="dxa" w:w="64"/>
             </w:tcMar>
             <w:vAlign w:val="center"/>
           </w:tcPr>
@@ -200,10 +200,10 @@
             </w:tcBorders>
             <w:shd w:fill="315F97" w:val="clear"/>
             <w:tcMar>
-              <w:top w:type="dxa" w:w="50"/>
-              <w:left w:type="dxa" w:w="120"/>
-              <w:bottom w:type="dxa" w:w="50"/>
-              <w:right w:type="dxa" w:w="120"/>
+              <w:top w:type="dxa" w:w="16"/>
+              <w:left w:type="dxa" w:w="64"/>
+              <w:bottom w:type="dxa" w:w="16"/>
+              <w:right w:type="dxa" w:w="64"/>
             </w:tcMar>
             <w:vAlign w:val="center"/>
           </w:tcPr>
@@ -227,33 +227,33 @@
         </w:tc>
         <w:tc>
           <w:tcPr>
-            <w:tcW w:type="dxa" w:w="8618"/>
-            <w:tcBorders>
-              <w:top w:val="single" w:color="7F7F7F" w:sz="4"/>
-              <w:left w:val="single" w:color="7F7F7F" w:sz="4"/>
-              <w:bottom w:val="single" w:color="7F7F7F" w:sz="4"/>
-              <w:right w:val="single" w:color="7F7F7F" w:sz="4"/>
-            </w:tcBorders>
-            <w:tcMar>
-              <w:top w:type="dxa" w:w="50"/>
-              <w:left w:type="dxa" w:w="120"/>
-              <w:bottom w:type="dxa" w:w="50"/>
-              <w:right w:type="dxa" w:w="120"/>
-            </w:tcMar>
-            <w:vAlign w:val="center"/>
-          </w:tcPr>
-          <w:p>
-            <w:pPr>
-              <w:spacing w:line="384"/>
-              <w:jc w:val="both"/>
-            </w:pPr>
-            <w:r>
-              <w:rPr>
-                <w:rFonts w:ascii="휴먼명조" w:cs="휴먼명조" w:eastAsia="휴먼명조" w:hAnsi="휴먼명조"/>
-                <w:sz w:val="28"/>
-                <w:szCs w:val="28"/>
-              </w:rPr>
-              <w:t xml:space="preserve">「이어 적는 고향」 : 이산가족 기록 공백 분석과 세대 계승 지도</w:t>
+            <w:tcW w:type="dxa" w:w="8732"/>
+            <w:tcBorders>
+              <w:top w:val="single" w:color="7F7F7F" w:sz="4"/>
+              <w:left w:val="single" w:color="7F7F7F" w:sz="4"/>
+              <w:bottom w:val="single" w:color="7F7F7F" w:sz="4"/>
+              <w:right w:val="single" w:color="7F7F7F" w:sz="4"/>
+            </w:tcBorders>
+            <w:tcMar>
+              <w:top w:type="dxa" w:w="16"/>
+              <w:left w:type="dxa" w:w="64"/>
+              <w:bottom w:type="dxa" w:w="16"/>
+              <w:right w:type="dxa" w:w="64"/>
+            </w:tcMar>
+            <w:vAlign w:val="center"/>
+          </w:tcPr>
+          <w:p>
+            <w:pPr>
+              <w:spacing w:line="384"/>
+              <w:jc w:val="both"/>
+            </w:pPr>
+            <w:r>
+              <w:rPr>
+                <w:rFonts w:ascii="휴먼명조" w:cs="휴먼명조" w:eastAsia="휴먼명조" w:hAnsi="휴먼명조"/>
+                <w:sz w:val="28"/>
+                <w:szCs w:val="28"/>
+              </w:rPr>
+              <w:t xml:space="preserve">「이어 적는 고향」 : 이산가족의 고향별 기록 공백을 계산해 기증으로 잇는 서비스</w:t>
             </w:r>
           </w:p>
         </w:tc>
@@ -270,10 +270,10 @@
             </w:tcBorders>
             <w:shd w:fill="315F97" w:val="clear"/>
             <w:tcMar>
-              <w:top w:type="dxa" w:w="50"/>
-              <w:left w:type="dxa" w:w="120"/>
-              <w:bottom w:type="dxa" w:w="50"/>
-              <w:right w:type="dxa" w:w="120"/>
+              <w:top w:type="dxa" w:w="16"/>
+              <w:left w:type="dxa" w:w="64"/>
+              <w:bottom w:type="dxa" w:w="16"/>
+              <w:right w:type="dxa" w:w="64"/>
             </w:tcMar>
             <w:vAlign w:val="center"/>
           </w:tcPr>
@@ -297,18 +297,18 @@
         </w:tc>
         <w:tc>
           <w:tcPr>
-            <w:tcW w:type="dxa" w:w="8618"/>
-            <w:tcBorders>
-              <w:top w:val="single" w:color="7F7F7F" w:sz="4"/>
-              <w:left w:val="single" w:color="7F7F7F" w:sz="4"/>
-              <w:bottom w:val="single" w:color="7F7F7F" w:sz="4"/>
-              <w:right w:val="single" w:color="7F7F7F" w:sz="4"/>
-            </w:tcBorders>
-            <w:tcMar>
-              <w:top w:type="dxa" w:w="50"/>
-              <w:left w:type="dxa" w:w="120"/>
-              <w:bottom w:type="dxa" w:w="50"/>
-              <w:right w:type="dxa" w:w="120"/>
+            <w:tcW w:type="dxa" w:w="8732"/>
+            <w:tcBorders>
+              <w:top w:val="single" w:color="7F7F7F" w:sz="4"/>
+              <w:left w:val="single" w:color="7F7F7F" w:sz="4"/>
+              <w:bottom w:val="single" w:color="7F7F7F" w:sz="4"/>
+              <w:right w:val="single" w:color="7F7F7F" w:sz="4"/>
+            </w:tcBorders>
+            <w:tcMar>
+              <w:top w:type="dxa" w:w="16"/>
+              <w:left w:type="dxa" w:w="64"/>
+              <w:bottom w:type="dxa" w:w="16"/>
+              <w:right w:type="dxa" w:w="64"/>
             </w:tcMar>
             <w:vAlign w:val="center"/>
           </w:tcPr>
@@ -331,7 +331,7 @@
     </w:tbl>
     <w:p>
       <w:pPr>
-        <w:spacing w:after="80" w:line="240"/>
+        <w:spacing w:after="50" w:line="240"/>
       </w:pPr>
     </w:p>
     <w:p>
@@ -360,7 +360,7 @@
     </w:p>
     <w:tbl>
       <w:tblPr>
-        <w:tblW w:type="dxa" w:w="10318"/>
+        <w:tblW w:type="dxa" w:w="10432"/>
         <w:tblBorders>
           <w:top w:val="single" w:color="auto" w:sz="4"/>
           <w:left w:val="single" w:color="auto" w:sz="4"/>
@@ -374,7 +374,7 @@
         <w:gridCol w:w="1400"/>
         <w:gridCol w:w="2800"/>
         <w:gridCol w:w="1400"/>
-        <w:gridCol w:w="4718"/>
+        <w:gridCol w:w="4832"/>
       </w:tblGrid>
       <w:tr>
         <w:tc>
@@ -388,10 +388,10 @@
             </w:tcBorders>
             <w:shd w:fill="D9D9D9" w:val="clear"/>
             <w:tcMar>
-              <w:top w:type="dxa" w:w="50"/>
-              <w:left w:type="dxa" w:w="120"/>
-              <w:bottom w:type="dxa" w:w="50"/>
-              <w:right w:type="dxa" w:w="120"/>
+              <w:top w:type="dxa" w:w="16"/>
+              <w:left w:type="dxa" w:w="64"/>
+              <w:bottom w:type="dxa" w:w="16"/>
+              <w:right w:type="dxa" w:w="64"/>
             </w:tcMar>
             <w:vAlign w:val="center"/>
           </w:tcPr>
@@ -422,10 +422,10 @@
               <w:right w:val="single" w:color="7F7F7F" w:sz="4"/>
             </w:tcBorders>
             <w:tcMar>
-              <w:top w:type="dxa" w:w="50"/>
-              <w:left w:type="dxa" w:w="120"/>
-              <w:bottom w:type="dxa" w:w="50"/>
-              <w:right w:type="dxa" w:w="120"/>
+              <w:top w:type="dxa" w:w="16"/>
+              <w:left w:type="dxa" w:w="64"/>
+              <w:bottom w:type="dxa" w:w="16"/>
+              <w:right w:type="dxa" w:w="64"/>
             </w:tcMar>
             <w:vAlign w:val="center"/>
           </w:tcPr>
@@ -455,10 +455,10 @@
             </w:tcBorders>
             <w:shd w:fill="D9D9D9" w:val="clear"/>
             <w:tcMar>
-              <w:top w:type="dxa" w:w="50"/>
-              <w:left w:type="dxa" w:w="120"/>
-              <w:bottom w:type="dxa" w:w="50"/>
-              <w:right w:type="dxa" w:w="120"/>
+              <w:top w:type="dxa" w:w="16"/>
+              <w:left w:type="dxa" w:w="64"/>
+              <w:bottom w:type="dxa" w:w="16"/>
+              <w:right w:type="dxa" w:w="64"/>
             </w:tcMar>
             <w:vAlign w:val="center"/>
           </w:tcPr>
@@ -481,18 +481,18 @@
         </w:tc>
         <w:tc>
           <w:tcPr>
-            <w:tcW w:type="dxa" w:w="4718"/>
-            <w:tcBorders>
-              <w:top w:val="single" w:color="7F7F7F" w:sz="4"/>
-              <w:left w:val="single" w:color="7F7F7F" w:sz="4"/>
-              <w:bottom w:val="single" w:color="7F7F7F" w:sz="4"/>
-              <w:right w:val="single" w:color="7F7F7F" w:sz="4"/>
-            </w:tcBorders>
-            <w:tcMar>
-              <w:top w:type="dxa" w:w="50"/>
-              <w:left w:type="dxa" w:w="120"/>
-              <w:bottom w:type="dxa" w:w="50"/>
-              <w:right w:type="dxa" w:w="120"/>
+            <w:tcW w:type="dxa" w:w="4832"/>
+            <w:tcBorders>
+              <w:top w:val="single" w:color="7F7F7F" w:sz="4"/>
+              <w:left w:val="single" w:color="7F7F7F" w:sz="4"/>
+              <w:bottom w:val="single" w:color="7F7F7F" w:sz="4"/>
+              <w:right w:val="single" w:color="7F7F7F" w:sz="4"/>
+            </w:tcBorders>
+            <w:tcMar>
+              <w:top w:type="dxa" w:w="16"/>
+              <w:left w:type="dxa" w:w="64"/>
+              <w:bottom w:type="dxa" w:w="16"/>
+              <w:right w:type="dxa" w:w="64"/>
             </w:tcMar>
             <w:vAlign w:val="center"/>
           </w:tcPr>
@@ -524,10 +524,10 @@
             </w:tcBorders>
             <w:shd w:fill="D9D9D9" w:val="clear"/>
             <w:tcMar>
-              <w:top w:type="dxa" w:w="50"/>
-              <w:left w:type="dxa" w:w="120"/>
-              <w:bottom w:type="dxa" w:w="50"/>
-              <w:right w:type="dxa" w:w="120"/>
+              <w:top w:type="dxa" w:w="16"/>
+              <w:left w:type="dxa" w:w="64"/>
+              <w:bottom w:type="dxa" w:w="16"/>
+              <w:right w:type="dxa" w:w="64"/>
             </w:tcMar>
             <w:vAlign w:val="center"/>
           </w:tcPr>
@@ -558,10 +558,10 @@
               <w:right w:val="single" w:color="7F7F7F" w:sz="4"/>
             </w:tcBorders>
             <w:tcMar>
-              <w:top w:type="dxa" w:w="50"/>
-              <w:left w:type="dxa" w:w="120"/>
-              <w:bottom w:type="dxa" w:w="50"/>
-              <w:right w:type="dxa" w:w="120"/>
+              <w:top w:type="dxa" w:w="16"/>
+              <w:left w:type="dxa" w:w="64"/>
+              <w:bottom w:type="dxa" w:w="16"/>
+              <w:right w:type="dxa" w:w="64"/>
             </w:tcMar>
             <w:vAlign w:val="center"/>
           </w:tcPr>
@@ -591,10 +591,10 @@
             </w:tcBorders>
             <w:shd w:fill="D9D9D9" w:val="clear"/>
             <w:tcMar>
-              <w:top w:type="dxa" w:w="50"/>
-              <w:left w:type="dxa" w:w="120"/>
-              <w:bottom w:type="dxa" w:w="50"/>
-              <w:right w:type="dxa" w:w="120"/>
+              <w:top w:type="dxa" w:w="16"/>
+              <w:left w:type="dxa" w:w="64"/>
+              <w:bottom w:type="dxa" w:w="16"/>
+              <w:right w:type="dxa" w:w="64"/>
             </w:tcMar>
             <w:vAlign w:val="center"/>
           </w:tcPr>
@@ -617,18 +617,18 @@
         </w:tc>
         <w:tc>
           <w:tcPr>
-            <w:tcW w:type="dxa" w:w="4718"/>
-            <w:tcBorders>
-              <w:top w:val="single" w:color="7F7F7F" w:sz="4"/>
-              <w:left w:val="single" w:color="7F7F7F" w:sz="4"/>
-              <w:bottom w:val="single" w:color="7F7F7F" w:sz="4"/>
-              <w:right w:val="single" w:color="7F7F7F" w:sz="4"/>
-            </w:tcBorders>
-            <w:tcMar>
-              <w:top w:type="dxa" w:w="50"/>
-              <w:left w:type="dxa" w:w="120"/>
-              <w:bottom w:type="dxa" w:w="50"/>
-              <w:right w:type="dxa" w:w="120"/>
+            <w:tcW w:type="dxa" w:w="4832"/>
+            <w:tcBorders>
+              <w:top w:val="single" w:color="7F7F7F" w:sz="4"/>
+              <w:left w:val="single" w:color="7F7F7F" w:sz="4"/>
+              <w:bottom w:val="single" w:color="7F7F7F" w:sz="4"/>
+              <w:right w:val="single" w:color="7F7F7F" w:sz="4"/>
+            </w:tcBorders>
+            <w:tcMar>
+              <w:top w:type="dxa" w:w="16"/>
+              <w:left w:type="dxa" w:w="64"/>
+              <w:bottom w:type="dxa" w:w="16"/>
+              <w:right w:type="dxa" w:w="64"/>
             </w:tcMar>
             <w:vAlign w:val="center"/>
           </w:tcPr>
@@ -660,10 +660,10 @@
             </w:tcBorders>
             <w:shd w:fill="D9D9D9" w:val="clear"/>
             <w:tcMar>
-              <w:top w:type="dxa" w:w="50"/>
-              <w:left w:type="dxa" w:w="120"/>
-              <w:bottom w:type="dxa" w:w="50"/>
-              <w:right w:type="dxa" w:w="120"/>
+              <w:top w:type="dxa" w:w="16"/>
+              <w:left w:type="dxa" w:w="64"/>
+              <w:bottom w:type="dxa" w:w="16"/>
+              <w:right w:type="dxa" w:w="64"/>
             </w:tcMar>
             <w:vAlign w:val="center"/>
           </w:tcPr>
@@ -694,10 +694,10 @@
               <w:right w:val="single" w:color="7F7F7F" w:sz="4"/>
             </w:tcBorders>
             <w:tcMar>
-              <w:top w:type="dxa" w:w="50"/>
-              <w:left w:type="dxa" w:w="120"/>
-              <w:bottom w:type="dxa" w:w="50"/>
-              <w:right w:type="dxa" w:w="120"/>
+              <w:top w:type="dxa" w:w="16"/>
+              <w:left w:type="dxa" w:w="64"/>
+              <w:bottom w:type="dxa" w:w="16"/>
+              <w:right w:type="dxa" w:w="64"/>
             </w:tcMar>
             <w:vAlign w:val="center"/>
           </w:tcPr>
@@ -727,10 +727,10 @@
             </w:tcBorders>
             <w:shd w:fill="D9D9D9" w:val="clear"/>
             <w:tcMar>
-              <w:top w:type="dxa" w:w="50"/>
-              <w:left w:type="dxa" w:w="120"/>
-              <w:bottom w:type="dxa" w:w="50"/>
-              <w:right w:type="dxa" w:w="120"/>
+              <w:top w:type="dxa" w:w="16"/>
+              <w:left w:type="dxa" w:w="64"/>
+              <w:bottom w:type="dxa" w:w="16"/>
+              <w:right w:type="dxa" w:w="64"/>
             </w:tcMar>
             <w:vAlign w:val="center"/>
           </w:tcPr>
@@ -753,18 +753,18 @@
         </w:tc>
         <w:tc>
           <w:tcPr>
-            <w:tcW w:type="dxa" w:w="4718"/>
-            <w:tcBorders>
-              <w:top w:val="single" w:color="7F7F7F" w:sz="4"/>
-              <w:left w:val="single" w:color="7F7F7F" w:sz="4"/>
-              <w:bottom w:val="single" w:color="7F7F7F" w:sz="4"/>
-              <w:right w:val="single" w:color="7F7F7F" w:sz="4"/>
-            </w:tcBorders>
-            <w:tcMar>
-              <w:top w:type="dxa" w:w="50"/>
-              <w:left w:type="dxa" w:w="120"/>
-              <w:bottom w:type="dxa" w:w="50"/>
-              <w:right w:type="dxa" w:w="120"/>
+            <w:tcW w:type="dxa" w:w="4832"/>
+            <w:tcBorders>
+              <w:top w:val="single" w:color="7F7F7F" w:sz="4"/>
+              <w:left w:val="single" w:color="7F7F7F" w:sz="4"/>
+              <w:bottom w:val="single" w:color="7F7F7F" w:sz="4"/>
+              <w:right w:val="single" w:color="7F7F7F" w:sz="4"/>
+            </w:tcBorders>
+            <w:tcMar>
+              <w:top w:type="dxa" w:w="16"/>
+              <w:left w:type="dxa" w:w="64"/>
+              <w:bottom w:type="dxa" w:w="16"/>
+              <w:right w:type="dxa" w:w="64"/>
             </w:tcMar>
             <w:vAlign w:val="center"/>
           </w:tcPr>
@@ -796,10 +796,10 @@
             </w:tcBorders>
             <w:shd w:fill="D9D9D9" w:val="clear"/>
             <w:tcMar>
-              <w:top w:type="dxa" w:w="50"/>
-              <w:left w:type="dxa" w:w="120"/>
-              <w:bottom w:type="dxa" w:w="50"/>
-              <w:right w:type="dxa" w:w="120"/>
+              <w:top w:type="dxa" w:w="16"/>
+              <w:left w:type="dxa" w:w="64"/>
+              <w:bottom w:type="dxa" w:w="16"/>
+              <w:right w:type="dxa" w:w="64"/>
             </w:tcMar>
             <w:vAlign w:val="center"/>
           </w:tcPr>
@@ -822,7 +822,7 @@
         </w:tc>
         <w:tc>
           <w:tcPr>
-            <w:tcW w:type="dxa" w:w="8918"/>
+            <w:tcW w:type="dxa" w:w="9032"/>
             <w:gridSpan w:val="3"/>
             <w:tcBorders>
               <w:top w:val="single" w:color="7F7F7F" w:sz="4"/>
@@ -831,10 +831,10 @@
               <w:right w:val="single" w:color="7F7F7F" w:sz="4"/>
             </w:tcBorders>
             <w:tcMar>
-              <w:top w:type="dxa" w:w="50"/>
-              <w:left w:type="dxa" w:w="120"/>
-              <w:bottom w:type="dxa" w:w="50"/>
-              <w:right w:type="dxa" w:w="120"/>
+              <w:top w:type="dxa" w:w="16"/>
+              <w:left w:type="dxa" w:w="64"/>
+              <w:bottom w:type="dxa" w:w="16"/>
+              <w:right w:type="dxa" w:w="64"/>
             </w:tcMar>
             <w:vAlign w:val="center"/>
           </w:tcPr>
@@ -857,7 +857,7 @@
     </w:tbl>
     <w:p>
       <w:pPr>
-        <w:spacing w:after="80" w:line="240"/>
+        <w:spacing w:after="50" w:line="240"/>
       </w:pPr>
     </w:p>
     <w:p>
@@ -886,7 +886,7 @@
     </w:p>
     <w:tbl>
       <w:tblPr>
-        <w:tblW w:type="dxa" w:w="10318"/>
+        <w:tblW w:type="dxa" w:w="10432"/>
         <w:tblBorders>
           <w:top w:val="single" w:color="auto" w:sz="4"/>
           <w:left w:val="single" w:color="auto" w:sz="4"/>
@@ -898,7 +898,7 @@
       </w:tblPr>
       <w:tblGrid>
         <w:gridCol w:w="1700"/>
-        <w:gridCol w:w="8618"/>
+        <w:gridCol w:w="8732"/>
       </w:tblGrid>
       <w:tr>
         <w:tc>
@@ -912,10 +912,10 @@
             </w:tcBorders>
             <w:shd w:fill="315F97" w:val="clear"/>
             <w:tcMar>
-              <w:top w:type="dxa" w:w="50"/>
-              <w:left w:type="dxa" w:w="120"/>
-              <w:bottom w:type="dxa" w:w="50"/>
-              <w:right w:type="dxa" w:w="120"/>
+              <w:top w:type="dxa" w:w="16"/>
+              <w:left w:type="dxa" w:w="64"/>
+              <w:bottom w:type="dxa" w:w="16"/>
+              <w:right w:type="dxa" w:w="64"/>
             </w:tcMar>
             <w:vAlign w:val="center"/>
           </w:tcPr>
@@ -939,18 +939,18 @@
         </w:tc>
         <w:tc>
           <w:tcPr>
-            <w:tcW w:type="dxa" w:w="8618"/>
-            <w:tcBorders>
-              <w:top w:val="single" w:color="7F7F7F" w:sz="4"/>
-              <w:left w:val="single" w:color="7F7F7F" w:sz="4"/>
-              <w:bottom w:val="single" w:color="7F7F7F" w:sz="4"/>
-              <w:right w:val="single" w:color="7F7F7F" w:sz="4"/>
-            </w:tcBorders>
-            <w:tcMar>
-              <w:top w:type="dxa" w:w="50"/>
-              <w:left w:type="dxa" w:w="120"/>
-              <w:bottom w:type="dxa" w:w="50"/>
-              <w:right w:type="dxa" w:w="120"/>
+            <w:tcW w:type="dxa" w:w="8732"/>
+            <w:tcBorders>
+              <w:top w:val="single" w:color="7F7F7F" w:sz="4"/>
+              <w:left w:val="single" w:color="7F7F7F" w:sz="4"/>
+              <w:bottom w:val="single" w:color="7F7F7F" w:sz="4"/>
+              <w:right w:val="single" w:color="7F7F7F" w:sz="4"/>
+            </w:tcBorders>
+            <w:tcMar>
+              <w:top w:type="dxa" w:w="16"/>
+              <w:left w:type="dxa" w:w="64"/>
+              <w:bottom w:type="dxa" w:w="16"/>
+              <w:right w:type="dxa" w:w="64"/>
             </w:tcMar>
             <w:vAlign w:val="center"/>
           </w:tcPr>
@@ -973,7 +973,7 @@
     </w:tbl>
     <w:tbl>
       <w:tblPr>
-        <w:tblW w:type="dxa" w:w="10318"/>
+        <w:tblW w:type="dxa" w:w="10432"/>
         <w:tblBorders>
           <w:top w:val="single" w:color="auto" w:sz="4"/>
           <w:left w:val="single" w:color="auto" w:sz="4"/>
@@ -989,7 +989,7 @@
         <w:gridCol w:w="2200"/>
         <w:gridCol w:w="1500"/>
         <w:gridCol w:w="1600"/>
-        <w:gridCol w:w="2518"/>
+        <w:gridCol w:w="2632"/>
       </w:tblGrid>
       <w:tr>
         <w:tc>
@@ -1003,10 +1003,10 @@
             </w:tcBorders>
             <w:shd w:fill="D9D9D9" w:val="clear"/>
             <w:tcMar>
-              <w:top w:type="dxa" w:w="50"/>
-              <w:left w:type="dxa" w:w="120"/>
-              <w:bottom w:type="dxa" w:w="50"/>
-              <w:right w:type="dxa" w:w="120"/>
+              <w:top w:type="dxa" w:w="16"/>
+              <w:left w:type="dxa" w:w="64"/>
+              <w:bottom w:type="dxa" w:w="16"/>
+              <w:right w:type="dxa" w:w="64"/>
             </w:tcMar>
             <w:vAlign w:val="center"/>
           </w:tcPr>
@@ -1038,10 +1038,10 @@
             </w:tcBorders>
             <w:shd w:fill="D9D9D9" w:val="clear"/>
             <w:tcMar>
-              <w:top w:type="dxa" w:w="50"/>
-              <w:left w:type="dxa" w:w="120"/>
-              <w:bottom w:type="dxa" w:w="50"/>
-              <w:right w:type="dxa" w:w="120"/>
+              <w:top w:type="dxa" w:w="16"/>
+              <w:left w:type="dxa" w:w="64"/>
+              <w:bottom w:type="dxa" w:w="16"/>
+              <w:right w:type="dxa" w:w="64"/>
             </w:tcMar>
             <w:vAlign w:val="center"/>
           </w:tcPr>
@@ -1073,10 +1073,10 @@
             </w:tcBorders>
             <w:shd w:fill="D9D9D9" w:val="clear"/>
             <w:tcMar>
-              <w:top w:type="dxa" w:w="50"/>
-              <w:left w:type="dxa" w:w="120"/>
-              <w:bottom w:type="dxa" w:w="50"/>
-              <w:right w:type="dxa" w:w="120"/>
+              <w:top w:type="dxa" w:w="16"/>
+              <w:left w:type="dxa" w:w="64"/>
+              <w:bottom w:type="dxa" w:w="16"/>
+              <w:right w:type="dxa" w:w="64"/>
             </w:tcMar>
             <w:vAlign w:val="center"/>
           </w:tcPr>
@@ -1108,10 +1108,10 @@
             </w:tcBorders>
             <w:shd w:fill="D9D9D9" w:val="clear"/>
             <w:tcMar>
-              <w:top w:type="dxa" w:w="50"/>
-              <w:left w:type="dxa" w:w="120"/>
-              <w:bottom w:type="dxa" w:w="50"/>
-              <w:right w:type="dxa" w:w="120"/>
+              <w:top w:type="dxa" w:w="16"/>
+              <w:left w:type="dxa" w:w="64"/>
+              <w:bottom w:type="dxa" w:w="16"/>
+              <w:right w:type="dxa" w:w="64"/>
             </w:tcMar>
             <w:vAlign w:val="center"/>
           </w:tcPr>
@@ -1143,10 +1143,10 @@
             </w:tcBorders>
             <w:shd w:fill="D9D9D9" w:val="clear"/>
             <w:tcMar>
-              <w:top w:type="dxa" w:w="50"/>
-              <w:left w:type="dxa" w:w="120"/>
-              <w:bottom w:type="dxa" w:w="50"/>
-              <w:right w:type="dxa" w:w="120"/>
+              <w:top w:type="dxa" w:w="16"/>
+              <w:left w:type="dxa" w:w="64"/>
+              <w:bottom w:type="dxa" w:w="16"/>
+              <w:right w:type="dxa" w:w="64"/>
             </w:tcMar>
             <w:vAlign w:val="center"/>
           </w:tcPr>
@@ -1169,7 +1169,7 @@
         </w:tc>
         <w:tc>
           <w:tcPr>
-            <w:tcW w:type="dxa" w:w="2518"/>
+            <w:tcW w:type="dxa" w:w="2632"/>
             <w:tcBorders>
               <w:top w:val="single" w:color="7F7F7F" w:sz="4"/>
               <w:left w:val="single" w:color="7F7F7F" w:sz="4"/>
@@ -1178,10 +1178,10 @@
             </w:tcBorders>
             <w:shd w:fill="D9D9D9" w:val="clear"/>
             <w:tcMar>
-              <w:top w:type="dxa" w:w="50"/>
-              <w:left w:type="dxa" w:w="120"/>
-              <w:bottom w:type="dxa" w:w="50"/>
-              <w:right w:type="dxa" w:w="120"/>
+              <w:top w:type="dxa" w:w="16"/>
+              <w:left w:type="dxa" w:w="64"/>
+              <w:bottom w:type="dxa" w:w="16"/>
+              <w:right w:type="dxa" w:w="64"/>
             </w:tcMar>
             <w:vAlign w:val="center"/>
           </w:tcPr>
@@ -1214,10 +1214,10 @@
               <w:right w:val="single" w:color="7F7F7F" w:sz="4"/>
             </w:tcBorders>
             <w:tcMar>
-              <w:top w:type="dxa" w:w="50"/>
-              <w:left w:type="dxa" w:w="120"/>
-              <w:bottom w:type="dxa" w:w="50"/>
-              <w:right w:type="dxa" w:w="120"/>
+              <w:top w:type="dxa" w:w="16"/>
+              <w:left w:type="dxa" w:w="64"/>
+              <w:bottom w:type="dxa" w:w="16"/>
+              <w:right w:type="dxa" w:w="64"/>
             </w:tcMar>
             <w:vAlign w:val="center"/>
           </w:tcPr>
@@ -1246,10 +1246,10 @@
               <w:right w:val="single" w:color="7F7F7F" w:sz="4"/>
             </w:tcBorders>
             <w:tcMar>
-              <w:top w:type="dxa" w:w="50"/>
-              <w:left w:type="dxa" w:w="120"/>
-              <w:bottom w:type="dxa" w:w="50"/>
-              <w:right w:type="dxa" w:w="120"/>
+              <w:top w:type="dxa" w:w="16"/>
+              <w:left w:type="dxa" w:w="64"/>
+              <w:bottom w:type="dxa" w:w="16"/>
+              <w:right w:type="dxa" w:w="64"/>
             </w:tcMar>
             <w:vAlign w:val="center"/>
           </w:tcPr>
@@ -1278,10 +1278,10 @@
               <w:right w:val="single" w:color="7F7F7F" w:sz="4"/>
             </w:tcBorders>
             <w:tcMar>
-              <w:top w:type="dxa" w:w="50"/>
-              <w:left w:type="dxa" w:w="120"/>
-              <w:bottom w:type="dxa" w:w="50"/>
-              <w:right w:type="dxa" w:w="120"/>
+              <w:top w:type="dxa" w:w="16"/>
+              <w:left w:type="dxa" w:w="64"/>
+              <w:bottom w:type="dxa" w:w="16"/>
+              <w:right w:type="dxa" w:w="64"/>
             </w:tcMar>
             <w:vAlign w:val="center"/>
           </w:tcPr>
@@ -1310,10 +1310,10 @@
               <w:right w:val="single" w:color="7F7F7F" w:sz="4"/>
             </w:tcBorders>
             <w:tcMar>
-              <w:top w:type="dxa" w:w="50"/>
-              <w:left w:type="dxa" w:w="120"/>
-              <w:bottom w:type="dxa" w:w="50"/>
-              <w:right w:type="dxa" w:w="120"/>
+              <w:top w:type="dxa" w:w="16"/>
+              <w:left w:type="dxa" w:w="64"/>
+              <w:bottom w:type="dxa" w:w="16"/>
+              <w:right w:type="dxa" w:w="64"/>
             </w:tcMar>
             <w:vAlign w:val="center"/>
           </w:tcPr>
@@ -1342,10 +1342,10 @@
               <w:right w:val="single" w:color="7F7F7F" w:sz="4"/>
             </w:tcBorders>
             <w:tcMar>
-              <w:top w:type="dxa" w:w="50"/>
-              <w:left w:type="dxa" w:w="120"/>
-              <w:bottom w:type="dxa" w:w="50"/>
-              <w:right w:type="dxa" w:w="120"/>
+              <w:top w:type="dxa" w:w="16"/>
+              <w:left w:type="dxa" w:w="64"/>
+              <w:bottom w:type="dxa" w:w="16"/>
+              <w:right w:type="dxa" w:w="64"/>
             </w:tcMar>
             <w:vAlign w:val="center"/>
           </w:tcPr>
@@ -1366,18 +1366,18 @@
         </w:tc>
         <w:tc>
           <w:tcPr>
-            <w:tcW w:type="dxa" w:w="2518"/>
-            <w:tcBorders>
-              <w:top w:val="single" w:color="7F7F7F" w:sz="4"/>
-              <w:left w:val="single" w:color="7F7F7F" w:sz="4"/>
-              <w:bottom w:val="single" w:color="7F7F7F" w:sz="4"/>
-              <w:right w:val="single" w:color="7F7F7F" w:sz="4"/>
-            </w:tcBorders>
-            <w:tcMar>
-              <w:top w:type="dxa" w:w="50"/>
-              <w:left w:type="dxa" w:w="120"/>
-              <w:bottom w:type="dxa" w:w="50"/>
-              <w:right w:type="dxa" w:w="120"/>
+            <w:tcW w:type="dxa" w:w="2632"/>
+            <w:tcBorders>
+              <w:top w:val="single" w:color="7F7F7F" w:sz="4"/>
+              <w:left w:val="single" w:color="7F7F7F" w:sz="4"/>
+              <w:bottom w:val="single" w:color="7F7F7F" w:sz="4"/>
+              <w:right w:val="single" w:color="7F7F7F" w:sz="4"/>
+            </w:tcBorders>
+            <w:tcMar>
+              <w:top w:type="dxa" w:w="16"/>
+              <w:left w:type="dxa" w:w="64"/>
+              <w:bottom w:type="dxa" w:w="16"/>
+              <w:right w:type="dxa" w:w="64"/>
             </w:tcMar>
             <w:vAlign w:val="center"/>
           </w:tcPr>
@@ -1408,10 +1408,10 @@
               <w:right w:val="single" w:color="7F7F7F" w:sz="4"/>
             </w:tcBorders>
             <w:tcMar>
-              <w:top w:type="dxa" w:w="50"/>
-              <w:left w:type="dxa" w:w="120"/>
-              <w:bottom w:type="dxa" w:w="50"/>
-              <w:right w:type="dxa" w:w="120"/>
+              <w:top w:type="dxa" w:w="16"/>
+              <w:left w:type="dxa" w:w="64"/>
+              <w:bottom w:type="dxa" w:w="16"/>
+              <w:right w:type="dxa" w:w="64"/>
             </w:tcMar>
             <w:vAlign w:val="center"/>
           </w:tcPr>
@@ -1440,10 +1440,10 @@
               <w:right w:val="single" w:color="7F7F7F" w:sz="4"/>
             </w:tcBorders>
             <w:tcMar>
-              <w:top w:type="dxa" w:w="50"/>
-              <w:left w:type="dxa" w:w="120"/>
-              <w:bottom w:type="dxa" w:w="50"/>
-              <w:right w:type="dxa" w:w="120"/>
+              <w:top w:type="dxa" w:w="16"/>
+              <w:left w:type="dxa" w:w="64"/>
+              <w:bottom w:type="dxa" w:w="16"/>
+              <w:right w:type="dxa" w:w="64"/>
             </w:tcMar>
             <w:vAlign w:val="center"/>
           </w:tcPr>
@@ -1472,10 +1472,10 @@
               <w:right w:val="single" w:color="7F7F7F" w:sz="4"/>
             </w:tcBorders>
             <w:tcMar>
-              <w:top w:type="dxa" w:w="50"/>
-              <w:left w:type="dxa" w:w="120"/>
-              <w:bottom w:type="dxa" w:w="50"/>
-              <w:right w:type="dxa" w:w="120"/>
+              <w:top w:type="dxa" w:w="16"/>
+              <w:left w:type="dxa" w:w="64"/>
+              <w:bottom w:type="dxa" w:w="16"/>
+              <w:right w:type="dxa" w:w="64"/>
             </w:tcMar>
             <w:vAlign w:val="center"/>
           </w:tcPr>
@@ -1504,10 +1504,10 @@
               <w:right w:val="single" w:color="7F7F7F" w:sz="4"/>
             </w:tcBorders>
             <w:tcMar>
-              <w:top w:type="dxa" w:w="50"/>
-              <w:left w:type="dxa" w:w="120"/>
-              <w:bottom w:type="dxa" w:w="50"/>
-              <w:right w:type="dxa" w:w="120"/>
+              <w:top w:type="dxa" w:w="16"/>
+              <w:left w:type="dxa" w:w="64"/>
+              <w:bottom w:type="dxa" w:w="16"/>
+              <w:right w:type="dxa" w:w="64"/>
             </w:tcMar>
             <w:vAlign w:val="center"/>
           </w:tcPr>
@@ -1536,10 +1536,10 @@
               <w:right w:val="single" w:color="7F7F7F" w:sz="4"/>
             </w:tcBorders>
             <w:tcMar>
-              <w:top w:type="dxa" w:w="50"/>
-              <w:left w:type="dxa" w:w="120"/>
-              <w:bottom w:type="dxa" w:w="50"/>
-              <w:right w:type="dxa" w:w="120"/>
+              <w:top w:type="dxa" w:w="16"/>
+              <w:left w:type="dxa" w:w="64"/>
+              <w:bottom w:type="dxa" w:w="16"/>
+              <w:right w:type="dxa" w:w="64"/>
             </w:tcMar>
             <w:vAlign w:val="center"/>
           </w:tcPr>
@@ -1560,18 +1560,18 @@
         </w:tc>
         <w:tc>
           <w:tcPr>
-            <w:tcW w:type="dxa" w:w="2518"/>
-            <w:tcBorders>
-              <w:top w:val="single" w:color="7F7F7F" w:sz="4"/>
-              <w:left w:val="single" w:color="7F7F7F" w:sz="4"/>
-              <w:bottom w:val="single" w:color="7F7F7F" w:sz="4"/>
-              <w:right w:val="single" w:color="7F7F7F" w:sz="4"/>
-            </w:tcBorders>
-            <w:tcMar>
-              <w:top w:type="dxa" w:w="50"/>
-              <w:left w:type="dxa" w:w="120"/>
-              <w:bottom w:type="dxa" w:w="50"/>
-              <w:right w:type="dxa" w:w="120"/>
+            <w:tcW w:type="dxa" w:w="2632"/>
+            <w:tcBorders>
+              <w:top w:val="single" w:color="7F7F7F" w:sz="4"/>
+              <w:left w:val="single" w:color="7F7F7F" w:sz="4"/>
+              <w:bottom w:val="single" w:color="7F7F7F" w:sz="4"/>
+              <w:right w:val="single" w:color="7F7F7F" w:sz="4"/>
+            </w:tcBorders>
+            <w:tcMar>
+              <w:top w:type="dxa" w:w="16"/>
+              <w:left w:type="dxa" w:w="64"/>
+              <w:bottom w:type="dxa" w:w="16"/>
+              <w:right w:type="dxa" w:w="64"/>
             </w:tcMar>
             <w:vAlign w:val="center"/>
           </w:tcPr>
@@ -1602,10 +1602,10 @@
               <w:right w:val="single" w:color="7F7F7F" w:sz="4"/>
             </w:tcBorders>
             <w:tcMar>
-              <w:top w:type="dxa" w:w="50"/>
-              <w:left w:type="dxa" w:w="120"/>
-              <w:bottom w:type="dxa" w:w="50"/>
-              <w:right w:type="dxa" w:w="120"/>
+              <w:top w:type="dxa" w:w="16"/>
+              <w:left w:type="dxa" w:w="64"/>
+              <w:bottom w:type="dxa" w:w="16"/>
+              <w:right w:type="dxa" w:w="64"/>
             </w:tcMar>
             <w:vAlign w:val="center"/>
           </w:tcPr>
@@ -1634,10 +1634,10 @@
               <w:right w:val="single" w:color="7F7F7F" w:sz="4"/>
             </w:tcBorders>
             <w:tcMar>
-              <w:top w:type="dxa" w:w="50"/>
-              <w:left w:type="dxa" w:w="120"/>
-              <w:bottom w:type="dxa" w:w="50"/>
-              <w:right w:type="dxa" w:w="120"/>
+              <w:top w:type="dxa" w:w="16"/>
+              <w:left w:type="dxa" w:w="64"/>
+              <w:bottom w:type="dxa" w:w="16"/>
+              <w:right w:type="dxa" w:w="64"/>
             </w:tcMar>
             <w:vAlign w:val="center"/>
           </w:tcPr>
@@ -1666,10 +1666,10 @@
               <w:right w:val="single" w:color="7F7F7F" w:sz="4"/>
             </w:tcBorders>
             <w:tcMar>
-              <w:top w:type="dxa" w:w="50"/>
-              <w:left w:type="dxa" w:w="120"/>
-              <w:bottom w:type="dxa" w:w="50"/>
-              <w:right w:type="dxa" w:w="120"/>
+              <w:top w:type="dxa" w:w="16"/>
+              <w:left w:type="dxa" w:w="64"/>
+              <w:bottom w:type="dxa" w:w="16"/>
+              <w:right w:type="dxa" w:w="64"/>
             </w:tcMar>
             <w:vAlign w:val="center"/>
           </w:tcPr>
@@ -1698,10 +1698,10 @@
               <w:right w:val="single" w:color="7F7F7F" w:sz="4"/>
             </w:tcBorders>
             <w:tcMar>
-              <w:top w:type="dxa" w:w="50"/>
-              <w:left w:type="dxa" w:w="120"/>
-              <w:bottom w:type="dxa" w:w="50"/>
-              <w:right w:type="dxa" w:w="120"/>
+              <w:top w:type="dxa" w:w="16"/>
+              <w:left w:type="dxa" w:w="64"/>
+              <w:bottom w:type="dxa" w:w="16"/>
+              <w:right w:type="dxa" w:w="64"/>
             </w:tcMar>
             <w:vAlign w:val="center"/>
           </w:tcPr>
@@ -1730,10 +1730,10 @@
               <w:right w:val="single" w:color="7F7F7F" w:sz="4"/>
             </w:tcBorders>
             <w:tcMar>
-              <w:top w:type="dxa" w:w="50"/>
-              <w:left w:type="dxa" w:w="120"/>
-              <w:bottom w:type="dxa" w:w="50"/>
-              <w:right w:type="dxa" w:w="120"/>
+              <w:top w:type="dxa" w:w="16"/>
+              <w:left w:type="dxa" w:w="64"/>
+              <w:bottom w:type="dxa" w:w="16"/>
+              <w:right w:type="dxa" w:w="64"/>
             </w:tcMar>
             <w:vAlign w:val="center"/>
           </w:tcPr>
@@ -1754,18 +1754,18 @@
         </w:tc>
         <w:tc>
           <w:tcPr>
-            <w:tcW w:type="dxa" w:w="2518"/>
-            <w:tcBorders>
-              <w:top w:val="single" w:color="7F7F7F" w:sz="4"/>
-              <w:left w:val="single" w:color="7F7F7F" w:sz="4"/>
-              <w:bottom w:val="single" w:color="7F7F7F" w:sz="4"/>
-              <w:right w:val="single" w:color="7F7F7F" w:sz="4"/>
-            </w:tcBorders>
-            <w:tcMar>
-              <w:top w:type="dxa" w:w="50"/>
-              <w:left w:type="dxa" w:w="120"/>
-              <w:bottom w:type="dxa" w:w="50"/>
-              <w:right w:type="dxa" w:w="120"/>
+            <w:tcW w:type="dxa" w:w="2632"/>
+            <w:tcBorders>
+              <w:top w:val="single" w:color="7F7F7F" w:sz="4"/>
+              <w:left w:val="single" w:color="7F7F7F" w:sz="4"/>
+              <w:bottom w:val="single" w:color="7F7F7F" w:sz="4"/>
+              <w:right w:val="single" w:color="7F7F7F" w:sz="4"/>
+            </w:tcBorders>
+            <w:tcMar>
+              <w:top w:type="dxa" w:w="16"/>
+              <w:left w:type="dxa" w:w="64"/>
+              <w:bottom w:type="dxa" w:w="16"/>
+              <w:right w:type="dxa" w:w="64"/>
             </w:tcMar>
             <w:vAlign w:val="center"/>
           </w:tcPr>
@@ -1796,10 +1796,10 @@
               <w:right w:val="single" w:color="7F7F7F" w:sz="4"/>
             </w:tcBorders>
             <w:tcMar>
-              <w:top w:type="dxa" w:w="50"/>
-              <w:left w:type="dxa" w:w="120"/>
-              <w:bottom w:type="dxa" w:w="50"/>
-              <w:right w:type="dxa" w:w="120"/>
+              <w:top w:type="dxa" w:w="16"/>
+              <w:left w:type="dxa" w:w="64"/>
+              <w:bottom w:type="dxa" w:w="16"/>
+              <w:right w:type="dxa" w:w="64"/>
             </w:tcMar>
             <w:vAlign w:val="center"/>
           </w:tcPr>
@@ -1828,10 +1828,10 @@
               <w:right w:val="single" w:color="7F7F7F" w:sz="4"/>
             </w:tcBorders>
             <w:tcMar>
-              <w:top w:type="dxa" w:w="50"/>
-              <w:left w:type="dxa" w:w="120"/>
-              <w:bottom w:type="dxa" w:w="50"/>
-              <w:right w:type="dxa" w:w="120"/>
+              <w:top w:type="dxa" w:w="16"/>
+              <w:left w:type="dxa" w:w="64"/>
+              <w:bottom w:type="dxa" w:w="16"/>
+              <w:right w:type="dxa" w:w="64"/>
             </w:tcMar>
             <w:vAlign w:val="center"/>
           </w:tcPr>
@@ -1860,10 +1860,10 @@
               <w:right w:val="single" w:color="7F7F7F" w:sz="4"/>
             </w:tcBorders>
             <w:tcMar>
-              <w:top w:type="dxa" w:w="50"/>
-              <w:left w:type="dxa" w:w="120"/>
-              <w:bottom w:type="dxa" w:w="50"/>
-              <w:right w:type="dxa" w:w="120"/>
+              <w:top w:type="dxa" w:w="16"/>
+              <w:left w:type="dxa" w:w="64"/>
+              <w:bottom w:type="dxa" w:w="16"/>
+              <w:right w:type="dxa" w:w="64"/>
             </w:tcMar>
             <w:vAlign w:val="center"/>
           </w:tcPr>
@@ -1892,10 +1892,10 @@
               <w:right w:val="single" w:color="7F7F7F" w:sz="4"/>
             </w:tcBorders>
             <w:tcMar>
-              <w:top w:type="dxa" w:w="50"/>
-              <w:left w:type="dxa" w:w="120"/>
-              <w:bottom w:type="dxa" w:w="50"/>
-              <w:right w:type="dxa" w:w="120"/>
+              <w:top w:type="dxa" w:w="16"/>
+              <w:left w:type="dxa" w:w="64"/>
+              <w:bottom w:type="dxa" w:w="16"/>
+              <w:right w:type="dxa" w:w="64"/>
             </w:tcMar>
             <w:vAlign w:val="center"/>
           </w:tcPr>
@@ -1924,10 +1924,10 @@
               <w:right w:val="single" w:color="7F7F7F" w:sz="4"/>
             </w:tcBorders>
             <w:tcMar>
-              <w:top w:type="dxa" w:w="50"/>
-              <w:left w:type="dxa" w:w="120"/>
-              <w:bottom w:type="dxa" w:w="50"/>
-              <w:right w:type="dxa" w:w="120"/>
+              <w:top w:type="dxa" w:w="16"/>
+              <w:left w:type="dxa" w:w="64"/>
+              <w:bottom w:type="dxa" w:w="16"/>
+              <w:right w:type="dxa" w:w="64"/>
             </w:tcMar>
             <w:vAlign w:val="center"/>
           </w:tcPr>
@@ -1948,18 +1948,18 @@
         </w:tc>
         <w:tc>
           <w:tcPr>
-            <w:tcW w:type="dxa" w:w="2518"/>
-            <w:tcBorders>
-              <w:top w:val="single" w:color="7F7F7F" w:sz="4"/>
-              <w:left w:val="single" w:color="7F7F7F" w:sz="4"/>
-              <w:bottom w:val="single" w:color="7F7F7F" w:sz="4"/>
-              <w:right w:val="single" w:color="7F7F7F" w:sz="4"/>
-            </w:tcBorders>
-            <w:tcMar>
-              <w:top w:type="dxa" w:w="50"/>
-              <w:left w:type="dxa" w:w="120"/>
-              <w:bottom w:type="dxa" w:w="50"/>
-              <w:right w:type="dxa" w:w="120"/>
+            <w:tcW w:type="dxa" w:w="2632"/>
+            <w:tcBorders>
+              <w:top w:val="single" w:color="7F7F7F" w:sz="4"/>
+              <w:left w:val="single" w:color="7F7F7F" w:sz="4"/>
+              <w:bottom w:val="single" w:color="7F7F7F" w:sz="4"/>
+              <w:right w:val="single" w:color="7F7F7F" w:sz="4"/>
+            </w:tcBorders>
+            <w:tcMar>
+              <w:top w:type="dxa" w:w="16"/>
+              <w:left w:type="dxa" w:w="64"/>
+              <w:bottom w:type="dxa" w:w="16"/>
+              <w:right w:type="dxa" w:w="64"/>
             </w:tcMar>
             <w:vAlign w:val="center"/>
           </w:tcPr>
@@ -2087,7 +2087,7 @@
     </w:p>
     <w:p>
       <w:pPr>
-        <w:spacing w:after="0" w:before="80" w:line="384"/>
+        <w:spacing w:after="0" w:before="24" w:line="384"/>
         <w:jc w:val="both"/>
       </w:pPr>
       <w:r>
@@ -2155,7 +2155,7 @@
     </w:p>
     <w:sectPr>
       <w:pgSz w:w="11906" w:h="16838" w:orient="portrait"/>
-      <w:pgMar w:top="794" w:right="794" w:bottom="794" w:left="794" w:header="708" w:footer="708" w:gutter="0"/>
+      <w:pgMar w:top="737" w:right="737" w:bottom="737" w:left="737" w:header="708" w:footer="708" w:gutter="0"/>
       <w:pgNumType/>
       <w:docGrid w:linePitch="360"/>
     </w:sectPr>
